--- a/assets/docs/Garrett_Collier_Resume_Tech.docx
+++ b/assets/docs/Garrett_Collier_Resume_Tech.docx
@@ -5,6 +5,71 @@
     <w:p>
       <w:pPr>
         <w:pStyle w:val="Heading1"/>
+      </w:pPr>
+      <w:r>
+        <w:t xml:space="preserve">Professional </w:t>
+      </w:r>
+      <w:r>
+        <w:t>Summary</w:t>
+      </w:r>
+    </w:p>
+    <w:p>
+      <w:pPr>
+        <w:pStyle w:val="NormalWeb"/>
+        <w:spacing w:before="3" w:beforeAutospacing="0" w:after="90" w:afterAutospacing="0"/>
+        <w:rPr>
+          <w:rFonts w:ascii="Agency FB" w:hAnsi="Agency FB"/>
+          <w:sz w:val="22"/>
+          <w:szCs w:val="22"/>
+        </w:rPr>
+      </w:pPr>
+      <w:r>
+        <w:rPr>
+          <w:rFonts w:ascii="Agency FB" w:hAnsi="Agency FB"/>
+          <w:sz w:val="22"/>
+          <w:szCs w:val="22"/>
+        </w:rPr>
+        <w:t xml:space="preserve">Software Engineer specializing in </w:t>
+      </w:r>
+      <w:r>
+        <w:rPr>
+          <w:rStyle w:val="Strong"/>
+          <w:rFonts w:ascii="Agency FB" w:hAnsi="Agency FB"/>
+          <w:sz w:val="22"/>
+          <w:szCs w:val="22"/>
+        </w:rPr>
+        <w:t>data systems, automation, and scalable backend workflows</w:t>
+      </w:r>
+      <w:r>
+        <w:rPr>
+          <w:rFonts w:ascii="Agency FB" w:hAnsi="Agency FB"/>
+          <w:sz w:val="22"/>
+          <w:szCs w:val="22"/>
+        </w:rPr>
+        <w:t xml:space="preserve"> across enterprise and public-sector environments. Proven experience building and maintaining </w:t>
+      </w:r>
+      <w:r>
+        <w:rPr>
+          <w:rStyle w:val="Strong"/>
+          <w:rFonts w:ascii="Agency FB" w:hAnsi="Agency FB"/>
+          <w:sz w:val="22"/>
+          <w:szCs w:val="22"/>
+        </w:rPr>
+        <w:t>production data pipelines and operational systems</w:t>
+      </w:r>
+      <w:r>
+        <w:rPr>
+          <w:rFonts w:ascii="Agency FB" w:hAnsi="Agency FB"/>
+          <w:sz w:val="22"/>
+          <w:szCs w:val="22"/>
+        </w:rPr>
+        <w:t xml:space="preserve"> for high-volume clients and nationwide nonprofit programs.</w:t>
+      </w:r>
+    </w:p>
+    <w:p>
+      <w:pPr>
+        <w:pStyle w:val="Heading1"/>
+        <w:ind w:left="14" w:hanging="14"/>
       </w:pPr>
       <w:r>
         <w:t>Professional Experience</w:t>
@@ -103,130 +168,438 @@
     </w:p>
     <w:p>
       <w:pPr>
+        <w:pStyle w:val="ListParagraph"/>
         <w:numPr>
           <w:ilvl w:val="0"/>
-          <w:numId w:val="1"/>
+          <w:numId w:val="3"/>
         </w:numPr>
-        <w:spacing w:after="35"/>
-        <w:ind w:hanging="360"/>
-      </w:pPr>
-      <w:r>
-        <w:rPr>
-          <w:rFonts w:ascii="Agency FB" w:hAnsi="Agency FB"/>
-        </w:rPr>
-        <w:t xml:space="preserve">Designed and developed data-driven applications leveraging </w:t>
-      </w:r>
-      <w:r>
-        <w:rPr>
-          <w:rFonts w:ascii="Agency FB" w:hAnsi="Agency FB"/>
-          <w:b/>
-          <w:bCs/>
+        <w:spacing w:after="0" w:line="240" w:lineRule="auto"/>
+        <w:rPr>
+          <w:rFonts w:ascii="Agency FB" w:eastAsia="Times New Roman" w:hAnsi="Agency FB" w:cs="Times New Roman"/>
+          <w:color w:val="auto"/>
+          <w:kern w:val="0"/>
+          <w:szCs w:val="22"/>
+          <w14:ligatures w14:val="none"/>
+        </w:rPr>
+      </w:pPr>
+      <w:r>
+        <w:rPr>
+          <w:rFonts w:ascii="Agency FB" w:eastAsia="Times New Roman" w:hAnsi="Agency FB" w:cs="Times New Roman"/>
+          <w:b/>
+          <w:bCs/>
+          <w:color w:val="auto"/>
+          <w:kern w:val="0"/>
+          <w:szCs w:val="22"/>
+          <w14:ligatures w14:val="none"/>
+        </w:rPr>
+        <w:t>Design and build scalable data pipelines and systems</w:t>
+      </w:r>
+      <w:r>
+        <w:rPr>
+          <w:rFonts w:ascii="Agency FB" w:eastAsia="Times New Roman" w:hAnsi="Agency FB" w:cs="Times New Roman"/>
+          <w:color w:val="auto"/>
+          <w:kern w:val="0"/>
+          <w:szCs w:val="22"/>
+          <w14:ligatures w14:val="none"/>
+        </w:rPr>
+        <w:t xml:space="preserve"> using </w:t>
+      </w:r>
+      <w:r>
+        <w:rPr>
+          <w:rFonts w:ascii="Agency FB" w:eastAsia="Times New Roman" w:hAnsi="Agency FB" w:cs="Times New Roman"/>
+          <w:b/>
+          <w:bCs/>
+          <w:color w:val="auto"/>
+          <w:kern w:val="0"/>
+          <w:szCs w:val="22"/>
+          <w14:ligatures w14:val="none"/>
+        </w:rPr>
+        <w:t>Python</w:t>
+      </w:r>
+      <w:r>
+        <w:rPr>
+          <w:rFonts w:ascii="Agency FB" w:eastAsia="Times New Roman" w:hAnsi="Agency FB" w:cs="Times New Roman"/>
+          <w:color w:val="auto"/>
+          <w:kern w:val="0"/>
+          <w:szCs w:val="22"/>
+          <w14:ligatures w14:val="none"/>
+        </w:rPr>
+        <w:t xml:space="preserve">, </w:t>
+      </w:r>
+      <w:r>
+        <w:rPr>
+          <w:rFonts w:ascii="Agency FB" w:eastAsia="Times New Roman" w:hAnsi="Agency FB" w:cs="Times New Roman"/>
+          <w:b/>
+          <w:bCs/>
+          <w:color w:val="auto"/>
+          <w:kern w:val="0"/>
+          <w:szCs w:val="22"/>
+          <w14:ligatures w14:val="none"/>
+        </w:rPr>
+        <w:t>SQL</w:t>
+      </w:r>
+      <w:r>
+        <w:rPr>
+          <w:rFonts w:ascii="Agency FB" w:eastAsia="Times New Roman" w:hAnsi="Agency FB" w:cs="Times New Roman"/>
+          <w:color w:val="auto"/>
+          <w:kern w:val="0"/>
+          <w:szCs w:val="22"/>
+          <w14:ligatures w14:val="none"/>
+        </w:rPr>
+        <w:t xml:space="preserve">, and </w:t>
+      </w:r>
+      <w:r>
+        <w:rPr>
+          <w:rFonts w:ascii="Agency FB" w:eastAsia="Times New Roman" w:hAnsi="Agency FB" w:cs="Times New Roman"/>
+          <w:b/>
+          <w:bCs/>
+          <w:color w:val="auto"/>
+          <w:kern w:val="0"/>
+          <w:szCs w:val="22"/>
+          <w14:ligatures w14:val="none"/>
         </w:rPr>
         <w:t>Snowflake</w:t>
       </w:r>
       <w:r>
         <w:rPr>
-          <w:rFonts w:ascii="Agency FB" w:hAnsi="Agency FB"/>
-        </w:rPr>
-        <w:t xml:space="preserve">, </w:t>
-      </w:r>
-      <w:r>
-        <w:rPr>
-          <w:rFonts w:ascii="Agency FB" w:hAnsi="Agency FB"/>
-          <w:b/>
-          <w:bCs/>
-        </w:rPr>
-        <w:t>Python</w:t>
-      </w:r>
-      <w:r>
-        <w:rPr>
-          <w:rFonts w:ascii="Agency FB" w:hAnsi="Agency FB"/>
-        </w:rPr>
-        <w:t xml:space="preserve">, and </w:t>
-      </w:r>
-      <w:r>
-        <w:rPr>
-          <w:rFonts w:ascii="Agency FB" w:hAnsi="Agency FB"/>
-          <w:b/>
-          <w:bCs/>
-        </w:rPr>
-        <w:t>SQL</w:t>
-      </w:r>
-      <w:r>
-        <w:rPr>
-          <w:rFonts w:ascii="Agency FB" w:hAnsi="Agency FB"/>
-        </w:rPr>
-        <w:t xml:space="preserve"> to support large scale data processing</w:t>
+          <w:rFonts w:ascii="Agency FB" w:eastAsia="Times New Roman" w:hAnsi="Agency FB" w:cs="Times New Roman"/>
+          <w:color w:val="auto"/>
+          <w:kern w:val="0"/>
+          <w:szCs w:val="22"/>
+          <w14:ligatures w14:val="none"/>
+        </w:rPr>
+        <w:t xml:space="preserve"> </w:t>
+      </w:r>
+      <w:r>
+        <w:rPr>
+          <w:rFonts w:ascii="Agency FB" w:eastAsia="Times New Roman" w:hAnsi="Agency FB" w:cs="Times New Roman"/>
+          <w:color w:val="auto"/>
+          <w:kern w:val="0"/>
+          <w:szCs w:val="22"/>
+          <w14:ligatures w14:val="none"/>
+        </w:rPr>
+        <w:t xml:space="preserve">for </w:t>
+      </w:r>
+      <w:r>
+        <w:rPr>
+          <w:rFonts w:ascii="Agency FB" w:eastAsia="Times New Roman" w:hAnsi="Agency FB" w:cs="Times New Roman"/>
+          <w:color w:val="auto"/>
+          <w:kern w:val="0"/>
+          <w:szCs w:val="22"/>
+          <w14:ligatures w14:val="none"/>
+        </w:rPr>
+        <w:t>enterprise client</w:t>
+      </w:r>
+      <w:r>
+        <w:rPr>
+          <w:rFonts w:ascii="Agency FB" w:eastAsia="Times New Roman" w:hAnsi="Agency FB" w:cs="Times New Roman"/>
+          <w:color w:val="auto"/>
+          <w:kern w:val="0"/>
+          <w:szCs w:val="22"/>
+          <w14:ligatures w14:val="none"/>
+        </w:rPr>
+        <w:t>s</w:t>
+      </w:r>
+      <w:r>
+        <w:rPr>
+          <w:rFonts w:ascii="Agency FB" w:eastAsia="Times New Roman" w:hAnsi="Agency FB" w:cs="Times New Roman"/>
+          <w:color w:val="auto"/>
+          <w:kern w:val="0"/>
+          <w:szCs w:val="22"/>
+          <w14:ligatures w14:val="none"/>
+        </w:rPr>
+        <w:t xml:space="preserve"> </w:t>
       </w:r>
     </w:p>
     <w:p>
       <w:pPr>
+        <w:pStyle w:val="ListParagraph"/>
         <w:numPr>
           <w:ilvl w:val="0"/>
-          <w:numId w:val="1"/>
+          <w:numId w:val="3"/>
         </w:numPr>
-        <w:spacing w:after="35"/>
-        <w:ind w:hanging="360"/>
-      </w:pPr>
-      <w:r>
-        <w:rPr>
-          <w:rFonts w:ascii="Agency FB" w:hAnsi="Agency FB"/>
-        </w:rPr>
-        <w:t>Built and optimized data workflows and pipelines to improve performance and reliability for enterprise clients including Norwegian Cruise Lines, Wells Fargo, and Consumer Reports</w:t>
+        <w:spacing w:after="0" w:line="240" w:lineRule="auto"/>
+        <w:rPr>
+          <w:rFonts w:ascii="Agency FB" w:eastAsia="Times New Roman" w:hAnsi="Agency FB" w:cs="Times New Roman"/>
+          <w:color w:val="auto"/>
+          <w:kern w:val="0"/>
+          <w:szCs w:val="22"/>
+          <w14:ligatures w14:val="none"/>
+        </w:rPr>
+      </w:pPr>
+      <w:r>
+        <w:rPr>
+          <w:rFonts w:ascii="Agency FB" w:eastAsia="Times New Roman" w:hAnsi="Agency FB" w:cs="Times New Roman"/>
+          <w:b/>
+          <w:bCs/>
+          <w:color w:val="auto"/>
+          <w:kern w:val="0"/>
+          <w:szCs w:val="22"/>
+          <w14:ligatures w14:val="none"/>
+        </w:rPr>
+        <w:t>Own production data processes handling high-volume datasets</w:t>
+      </w:r>
+      <w:r>
+        <w:rPr>
+          <w:rFonts w:ascii="Agency FB" w:eastAsia="Times New Roman" w:hAnsi="Agency FB" w:cs="Times New Roman"/>
+          <w:color w:val="auto"/>
+          <w:kern w:val="0"/>
+          <w:szCs w:val="22"/>
+          <w14:ligatures w14:val="none"/>
+        </w:rPr>
+        <w:t xml:space="preserve">, ensuring reliability, performance, and data integrity across environments </w:t>
       </w:r>
     </w:p>
     <w:p>
       <w:pPr>
+        <w:pStyle w:val="NormalWeb"/>
         <w:numPr>
           <w:ilvl w:val="0"/>
-          <w:numId w:val="1"/>
+          <w:numId w:val="3"/>
         </w:numPr>
-        <w:spacing w:after="35"/>
-        <w:ind w:hanging="360"/>
-      </w:pPr>
-      <w:r>
-        <w:rPr>
-          <w:rFonts w:ascii="Agency FB" w:hAnsi="Agency FB"/>
-        </w:rPr>
-        <w:t>Partnered with stakeholders to translate business needs into technical solutions and deliver scalable data products</w:t>
+        <w:rPr>
+          <w:rFonts w:ascii="Agency FB" w:hAnsi="Agency FB"/>
+          <w:sz w:val="22"/>
+          <w:szCs w:val="22"/>
+        </w:rPr>
+      </w:pPr>
+      <w:r>
+        <w:rPr>
+          <w:rFonts w:ascii="Agency FB" w:hAnsi="Agency FB"/>
+          <w:b/>
+          <w:bCs/>
+          <w:sz w:val="22"/>
+          <w:szCs w:val="22"/>
+        </w:rPr>
+        <w:t>Partner</w:t>
+      </w:r>
+      <w:r>
+        <w:rPr>
+          <w:rFonts w:ascii="Agency FB" w:hAnsi="Agency FB"/>
+          <w:sz w:val="22"/>
+          <w:szCs w:val="22"/>
+        </w:rPr>
+        <w:t xml:space="preserve"> </w:t>
+      </w:r>
+      <w:r>
+        <w:rPr>
+          <w:rFonts w:ascii="Agency FB" w:hAnsi="Agency FB"/>
+          <w:b/>
+          <w:bCs/>
+          <w:sz w:val="22"/>
+          <w:szCs w:val="22"/>
+        </w:rPr>
+        <w:t>with</w:t>
+      </w:r>
+      <w:r>
+        <w:rPr>
+          <w:rFonts w:ascii="Agency FB" w:hAnsi="Agency FB"/>
+          <w:sz w:val="22"/>
+          <w:szCs w:val="22"/>
+        </w:rPr>
+        <w:t xml:space="preserve"> </w:t>
+      </w:r>
+      <w:r>
+        <w:rPr>
+          <w:rFonts w:ascii="Agency FB" w:hAnsi="Agency FB"/>
+          <w:b/>
+          <w:bCs/>
+          <w:sz w:val="22"/>
+          <w:szCs w:val="22"/>
+        </w:rPr>
+        <w:t>stakeholders</w:t>
+      </w:r>
+      <w:r>
+        <w:rPr>
+          <w:rFonts w:ascii="Agency FB" w:hAnsi="Agency FB"/>
+          <w:sz w:val="22"/>
+          <w:szCs w:val="22"/>
+        </w:rPr>
+        <w:t xml:space="preserve"> </w:t>
+      </w:r>
+      <w:r>
+        <w:rPr>
+          <w:rFonts w:ascii="Agency FB" w:hAnsi="Agency FB"/>
+          <w:b/>
+          <w:bCs/>
+          <w:sz w:val="22"/>
+          <w:szCs w:val="22"/>
+        </w:rPr>
+        <w:t>to</w:t>
+      </w:r>
+      <w:r>
+        <w:rPr>
+          <w:rFonts w:ascii="Agency FB" w:hAnsi="Agency FB"/>
+          <w:sz w:val="22"/>
+          <w:szCs w:val="22"/>
+        </w:rPr>
+        <w:t xml:space="preserve"> </w:t>
+      </w:r>
+      <w:r>
+        <w:rPr>
+          <w:rFonts w:ascii="Agency FB" w:hAnsi="Agency FB"/>
+          <w:b/>
+          <w:bCs/>
+          <w:sz w:val="22"/>
+          <w:szCs w:val="22"/>
+        </w:rPr>
+        <w:t>translate</w:t>
+      </w:r>
+      <w:r>
+        <w:rPr>
+          <w:rFonts w:ascii="Agency FB" w:hAnsi="Agency FB"/>
+          <w:sz w:val="22"/>
+          <w:szCs w:val="22"/>
+        </w:rPr>
+        <w:t xml:space="preserve"> </w:t>
+      </w:r>
+      <w:r>
+        <w:rPr>
+          <w:rFonts w:ascii="Agency FB" w:hAnsi="Agency FB"/>
+          <w:b/>
+          <w:bCs/>
+          <w:sz w:val="22"/>
+          <w:szCs w:val="22"/>
+        </w:rPr>
+        <w:t>business</w:t>
+      </w:r>
+      <w:r>
+        <w:rPr>
+          <w:rFonts w:ascii="Agency FB" w:hAnsi="Agency FB"/>
+          <w:sz w:val="22"/>
+          <w:szCs w:val="22"/>
+        </w:rPr>
+        <w:t xml:space="preserve"> </w:t>
+      </w:r>
+      <w:r>
+        <w:rPr>
+          <w:rFonts w:ascii="Agency FB" w:hAnsi="Agency FB"/>
+          <w:b/>
+          <w:bCs/>
+          <w:sz w:val="22"/>
+          <w:szCs w:val="22"/>
+        </w:rPr>
+        <w:t>requirements</w:t>
+      </w:r>
+      <w:r>
+        <w:rPr>
+          <w:rFonts w:ascii="Agency FB" w:hAnsi="Agency FB"/>
+          <w:sz w:val="22"/>
+          <w:szCs w:val="22"/>
+        </w:rPr>
+        <w:t xml:space="preserve"> </w:t>
+      </w:r>
+      <w:r>
+        <w:rPr>
+          <w:rFonts w:ascii="Agency FB" w:hAnsi="Agency FB"/>
+          <w:b/>
+          <w:bCs/>
+          <w:sz w:val="22"/>
+          <w:szCs w:val="22"/>
+        </w:rPr>
+        <w:t>into</w:t>
+      </w:r>
+      <w:r>
+        <w:rPr>
+          <w:rFonts w:ascii="Agency FB" w:hAnsi="Agency FB"/>
+          <w:sz w:val="22"/>
+          <w:szCs w:val="22"/>
+        </w:rPr>
+        <w:t xml:space="preserve"> </w:t>
+      </w:r>
+      <w:r>
+        <w:rPr>
+          <w:rFonts w:ascii="Agency FB" w:hAnsi="Agency FB"/>
+          <w:b/>
+          <w:bCs/>
+          <w:sz w:val="22"/>
+          <w:szCs w:val="22"/>
+        </w:rPr>
+        <w:t>scalable</w:t>
+      </w:r>
+      <w:r>
+        <w:rPr>
+          <w:rFonts w:ascii="Agency FB" w:hAnsi="Agency FB"/>
+          <w:sz w:val="22"/>
+          <w:szCs w:val="22"/>
+        </w:rPr>
+        <w:t xml:space="preserve"> </w:t>
+      </w:r>
+      <w:r>
+        <w:rPr>
+          <w:rFonts w:ascii="Agency FB" w:hAnsi="Agency FB"/>
+          <w:b/>
+          <w:bCs/>
+          <w:sz w:val="22"/>
+          <w:szCs w:val="22"/>
+        </w:rPr>
+        <w:t>technical</w:t>
+      </w:r>
+      <w:r>
+        <w:rPr>
+          <w:rFonts w:ascii="Agency FB" w:hAnsi="Agency FB"/>
+          <w:sz w:val="22"/>
+          <w:szCs w:val="22"/>
+        </w:rPr>
+        <w:t xml:space="preserve"> </w:t>
+      </w:r>
+      <w:r>
+        <w:rPr>
+          <w:rFonts w:ascii="Agency FB" w:hAnsi="Agency FB"/>
+          <w:b/>
+          <w:bCs/>
+          <w:sz w:val="22"/>
+          <w:szCs w:val="22"/>
+        </w:rPr>
+        <w:t>solutions</w:t>
+      </w:r>
+      <w:r>
+        <w:rPr>
+          <w:rFonts w:ascii="Agency FB" w:hAnsi="Agency FB"/>
+          <w:sz w:val="22"/>
+          <w:szCs w:val="22"/>
+        </w:rPr>
+        <w:t xml:space="preserve"> for clients including Wells Fargo, Norwegian Cruise Lines, and Consumer Reports</w:t>
       </w:r>
     </w:p>
     <w:p>
       <w:pPr>
+        <w:pStyle w:val="ListParagraph"/>
         <w:numPr>
           <w:ilvl w:val="0"/>
-          <w:numId w:val="1"/>
+          <w:numId w:val="3"/>
         </w:numPr>
-        <w:spacing w:after="35"/>
-        <w:ind w:hanging="360"/>
-      </w:pPr>
-      <w:r>
-        <w:rPr>
-          <w:rFonts w:ascii="Agency FB" w:hAnsi="Agency FB"/>
-        </w:rPr>
-        <w:t>Worked across multiple systems and datasets to improve data quality, accessibility, and reporting capabilities</w:t>
-      </w:r>
-    </w:p>
-    <w:p>
-      <w:pPr>
-        <w:numPr>
-          <w:ilvl w:val="0"/>
-          <w:numId w:val="1"/>
-        </w:numPr>
-        <w:spacing w:after="35"/>
-        <w:ind w:hanging="360"/>
-      </w:pPr>
-      <w:r>
-        <w:rPr>
-          <w:rFonts w:ascii="Agency FB" w:hAnsi="Agency FB"/>
-        </w:rPr>
-        <w:t>Developed and maintained data models to support analytical and operational use cases in a cloud-based warehouse environment</w:t>
-      </w:r>
-    </w:p>
-    <w:p>
-      <w:pPr>
-        <w:spacing w:after="35"/>
-      </w:pPr>
+        <w:spacing w:after="0" w:line="240" w:lineRule="auto"/>
+        <w:rPr>
+          <w:rFonts w:ascii="Agency FB" w:eastAsia="Times New Roman" w:hAnsi="Agency FB" w:cs="Times New Roman"/>
+          <w:color w:val="auto"/>
+          <w:kern w:val="0"/>
+          <w:szCs w:val="22"/>
+          <w14:ligatures w14:val="none"/>
+        </w:rPr>
+      </w:pPr>
+      <w:r>
+        <w:rPr>
+          <w:rFonts w:ascii="Agency FB" w:eastAsia="Times New Roman" w:hAnsi="Agency FB" w:cs="Times New Roman"/>
+          <w:b/>
+          <w:bCs/>
+          <w:color w:val="auto"/>
+          <w:kern w:val="0"/>
+          <w:szCs w:val="22"/>
+          <w14:ligatures w14:val="none"/>
+        </w:rPr>
+        <w:t>Optimize data workflows and processing logic</w:t>
+      </w:r>
+      <w:r>
+        <w:rPr>
+          <w:rFonts w:ascii="Agency FB" w:eastAsia="Times New Roman" w:hAnsi="Agency FB" w:cs="Times New Roman"/>
+          <w:color w:val="auto"/>
+          <w:kern w:val="0"/>
+          <w:szCs w:val="22"/>
+          <w14:ligatures w14:val="none"/>
+        </w:rPr>
+        <w:t xml:space="preserve">, reducing manual intervention and improving operational efficiency </w:t>
+      </w:r>
     </w:p>
     <w:p>
       <w:pPr>
@@ -235,7 +608,7 @@
           <w:tab w:val="center" w:pos="6525"/>
           <w:tab w:val="right" w:pos="9681"/>
         </w:tabs>
-        <w:spacing w:after="198" w:line="271" w:lineRule="auto"/>
+        <w:spacing w:before="120" w:after="120" w:line="271" w:lineRule="auto"/>
         <w:rPr>
           <w:rFonts w:ascii="Agency FB" w:eastAsia="Agency FB" w:hAnsi="Agency FB" w:cs="Agency FB"/>
           <w:sz w:val="24"/>
@@ -291,59 +664,365 @@
     </w:p>
     <w:p>
       <w:pPr>
+        <w:pStyle w:val="ListParagraph"/>
         <w:numPr>
           <w:ilvl w:val="0"/>
-          <w:numId w:val="1"/>
+          <w:numId w:val="3"/>
         </w:numPr>
-        <w:spacing w:after="35"/>
-        <w:ind w:hanging="360"/>
-      </w:pPr>
-      <w:r>
-        <w:rPr>
-          <w:rFonts w:ascii="Agency FB" w:eastAsia="Agency FB" w:hAnsi="Agency FB" w:cs="Agency FB"/>
-        </w:rPr>
-        <w:t>Built and maintained internal systems and web platforms supporting national school safety programs, improving accessibility and reliability of operational data</w:t>
+        <w:spacing w:after="0" w:line="240" w:lineRule="auto"/>
+        <w:rPr>
+          <w:rFonts w:ascii="Agency FB" w:eastAsia="Times New Roman" w:hAnsi="Agency FB" w:cs="Times New Roman"/>
+          <w:color w:val="auto"/>
+          <w:kern w:val="0"/>
+          <w:szCs w:val="22"/>
+          <w14:ligatures w14:val="none"/>
+        </w:rPr>
+      </w:pPr>
+      <w:r>
+        <w:rPr>
+          <w:rFonts w:ascii="Agency FB" w:eastAsia="Times New Roman" w:hAnsi="Agency FB" w:cs="Times New Roman"/>
+          <w:b/>
+          <w:bCs/>
+          <w:color w:val="auto"/>
+          <w:kern w:val="0"/>
+          <w:szCs w:val="22"/>
+          <w14:ligatures w14:val="none"/>
+        </w:rPr>
+        <w:t>Lead development and maintenance of production systems</w:t>
+      </w:r>
+      <w:r>
+        <w:rPr>
+          <w:rFonts w:ascii="Agency FB" w:eastAsia="Times New Roman" w:hAnsi="Agency FB" w:cs="Times New Roman"/>
+          <w:color w:val="auto"/>
+          <w:kern w:val="0"/>
+          <w:szCs w:val="22"/>
+          <w14:ligatures w14:val="none"/>
+        </w:rPr>
+        <w:t xml:space="preserve"> supporting nationwide school safety programs used by educators and first responders across the U.S.</w:t>
       </w:r>
     </w:p>
     <w:p>
       <w:pPr>
+        <w:pStyle w:val="ListParagraph"/>
         <w:numPr>
           <w:ilvl w:val="0"/>
-          <w:numId w:val="1"/>
+          <w:numId w:val="3"/>
         </w:numPr>
-        <w:spacing w:after="35"/>
-        <w:ind w:hanging="360"/>
-      </w:pPr>
-      <w:r>
-        <w:rPr>
-          <w:rFonts w:ascii="Agency FB" w:eastAsia="Agency FB" w:hAnsi="Agency FB" w:cs="Agency FB"/>
-        </w:rPr>
-        <w:t>Collaborated with public administrators, educators, and first responders to translate real-world operational needs into scalable technical solutions</w:t>
+        <w:spacing w:after="0" w:line="240" w:lineRule="auto"/>
+        <w:rPr>
+          <w:rFonts w:ascii="Agency FB" w:eastAsia="Times New Roman" w:hAnsi="Agency FB" w:cs="Times New Roman"/>
+          <w:color w:val="auto"/>
+          <w:kern w:val="0"/>
+          <w:szCs w:val="22"/>
+          <w14:ligatures w14:val="none"/>
+        </w:rPr>
+      </w:pPr>
+      <w:r>
+        <w:rPr>
+          <w:rFonts w:ascii="Agency FB" w:eastAsia="Times New Roman" w:hAnsi="Agency FB" w:cs="Times New Roman"/>
+          <w:b/>
+          <w:bCs/>
+          <w:color w:val="auto"/>
+          <w:kern w:val="0"/>
+          <w:szCs w:val="22"/>
+          <w14:ligatures w14:val="none"/>
+        </w:rPr>
+        <w:t>Design</w:t>
+      </w:r>
+      <w:r>
+        <w:rPr>
+          <w:rFonts w:ascii="Agency FB" w:eastAsia="Times New Roman" w:hAnsi="Agency FB" w:cs="Times New Roman"/>
+          <w:color w:val="auto"/>
+          <w:kern w:val="0"/>
+          <w:szCs w:val="22"/>
+          <w14:ligatures w14:val="none"/>
+        </w:rPr>
+        <w:t xml:space="preserve"> </w:t>
+      </w:r>
+      <w:r>
+        <w:rPr>
+          <w:rFonts w:ascii="Agency FB" w:eastAsia="Times New Roman" w:hAnsi="Agency FB" w:cs="Times New Roman"/>
+          <w:b/>
+          <w:bCs/>
+          <w:color w:val="auto"/>
+          <w:kern w:val="0"/>
+          <w:szCs w:val="22"/>
+          <w14:ligatures w14:val="none"/>
+        </w:rPr>
+        <w:t>and</w:t>
+      </w:r>
+      <w:r>
+        <w:rPr>
+          <w:rFonts w:ascii="Agency FB" w:eastAsia="Times New Roman" w:hAnsi="Agency FB" w:cs="Times New Roman"/>
+          <w:color w:val="auto"/>
+          <w:kern w:val="0"/>
+          <w:szCs w:val="22"/>
+          <w14:ligatures w14:val="none"/>
+        </w:rPr>
+        <w:t xml:space="preserve"> </w:t>
+      </w:r>
+      <w:r>
+        <w:rPr>
+          <w:rFonts w:ascii="Agency FB" w:eastAsia="Times New Roman" w:hAnsi="Agency FB" w:cs="Times New Roman"/>
+          <w:b/>
+          <w:bCs/>
+          <w:color w:val="auto"/>
+          <w:kern w:val="0"/>
+          <w:szCs w:val="22"/>
+          <w14:ligatures w14:val="none"/>
+        </w:rPr>
+        <w:t>implement</w:t>
+      </w:r>
+      <w:r>
+        <w:rPr>
+          <w:rFonts w:ascii="Agency FB" w:eastAsia="Times New Roman" w:hAnsi="Agency FB" w:cs="Times New Roman"/>
+          <w:color w:val="auto"/>
+          <w:kern w:val="0"/>
+          <w:szCs w:val="22"/>
+          <w14:ligatures w14:val="none"/>
+        </w:rPr>
+        <w:t xml:space="preserve"> </w:t>
+      </w:r>
+      <w:r>
+        <w:rPr>
+          <w:rFonts w:ascii="Agency FB" w:eastAsia="Times New Roman" w:hAnsi="Agency FB" w:cs="Times New Roman"/>
+          <w:b/>
+          <w:bCs/>
+          <w:color w:val="auto"/>
+          <w:kern w:val="0"/>
+          <w:szCs w:val="22"/>
+          <w14:ligatures w14:val="none"/>
+        </w:rPr>
+        <w:t>data</w:t>
+      </w:r>
+      <w:r>
+        <w:rPr>
+          <w:rFonts w:ascii="Agency FB" w:eastAsia="Times New Roman" w:hAnsi="Agency FB" w:cs="Times New Roman"/>
+          <w:b/>
+          <w:bCs/>
+          <w:color w:val="auto"/>
+          <w:kern w:val="0"/>
+          <w:szCs w:val="22"/>
+          <w14:ligatures w14:val="none"/>
+        </w:rPr>
+        <w:t>-</w:t>
+      </w:r>
+      <w:r>
+        <w:rPr>
+          <w:rFonts w:ascii="Agency FB" w:eastAsia="Times New Roman" w:hAnsi="Agency FB" w:cs="Times New Roman"/>
+          <w:b/>
+          <w:bCs/>
+          <w:color w:val="auto"/>
+          <w:kern w:val="0"/>
+          <w:szCs w:val="22"/>
+          <w14:ligatures w14:val="none"/>
+        </w:rPr>
+        <w:t>driven</w:t>
+      </w:r>
+      <w:r>
+        <w:rPr>
+          <w:rFonts w:ascii="Agency FB" w:eastAsia="Times New Roman" w:hAnsi="Agency FB" w:cs="Times New Roman"/>
+          <w:color w:val="auto"/>
+          <w:kern w:val="0"/>
+          <w:szCs w:val="22"/>
+          <w14:ligatures w14:val="none"/>
+        </w:rPr>
+        <w:t xml:space="preserve"> </w:t>
+      </w:r>
+      <w:r>
+        <w:rPr>
+          <w:rFonts w:ascii="Agency FB" w:eastAsia="Times New Roman" w:hAnsi="Agency FB" w:cs="Times New Roman"/>
+          <w:b/>
+          <w:bCs/>
+          <w:color w:val="auto"/>
+          <w:kern w:val="0"/>
+          <w:szCs w:val="22"/>
+          <w14:ligatures w14:val="none"/>
+        </w:rPr>
+        <w:t>web</w:t>
+      </w:r>
+      <w:r>
+        <w:rPr>
+          <w:rFonts w:ascii="Agency FB" w:eastAsia="Times New Roman" w:hAnsi="Agency FB" w:cs="Times New Roman"/>
+          <w:color w:val="auto"/>
+          <w:kern w:val="0"/>
+          <w:szCs w:val="22"/>
+          <w14:ligatures w14:val="none"/>
+        </w:rPr>
+        <w:t xml:space="preserve"> </w:t>
+      </w:r>
+      <w:r>
+        <w:rPr>
+          <w:rFonts w:ascii="Agency FB" w:eastAsia="Times New Roman" w:hAnsi="Agency FB" w:cs="Times New Roman"/>
+          <w:b/>
+          <w:bCs/>
+          <w:color w:val="auto"/>
+          <w:kern w:val="0"/>
+          <w:szCs w:val="22"/>
+          <w14:ligatures w14:val="none"/>
+        </w:rPr>
+        <w:t>applications</w:t>
+      </w:r>
+      <w:r>
+        <w:rPr>
+          <w:rFonts w:ascii="Agency FB" w:eastAsia="Times New Roman" w:hAnsi="Agency FB" w:cs="Times New Roman"/>
+          <w:color w:val="auto"/>
+          <w:kern w:val="0"/>
+          <w:szCs w:val="22"/>
+          <w14:ligatures w14:val="none"/>
+        </w:rPr>
+        <w:t xml:space="preserve"> </w:t>
+      </w:r>
+      <w:r>
+        <w:rPr>
+          <w:rFonts w:ascii="Agency FB" w:eastAsia="Times New Roman" w:hAnsi="Agency FB" w:cs="Times New Roman"/>
+          <w:b/>
+          <w:bCs/>
+          <w:color w:val="auto"/>
+          <w:kern w:val="0"/>
+          <w:szCs w:val="22"/>
+          <w14:ligatures w14:val="none"/>
+        </w:rPr>
+        <w:t>and</w:t>
+      </w:r>
+      <w:r>
+        <w:rPr>
+          <w:rFonts w:ascii="Agency FB" w:eastAsia="Times New Roman" w:hAnsi="Agency FB" w:cs="Times New Roman"/>
+          <w:color w:val="auto"/>
+          <w:kern w:val="0"/>
+          <w:szCs w:val="22"/>
+          <w14:ligatures w14:val="none"/>
+        </w:rPr>
+        <w:t xml:space="preserve"> </w:t>
+      </w:r>
+      <w:r>
+        <w:rPr>
+          <w:rFonts w:ascii="Agency FB" w:eastAsia="Times New Roman" w:hAnsi="Agency FB" w:cs="Times New Roman"/>
+          <w:b/>
+          <w:bCs/>
+          <w:color w:val="auto"/>
+          <w:kern w:val="0"/>
+          <w:szCs w:val="22"/>
+          <w14:ligatures w14:val="none"/>
+        </w:rPr>
+        <w:t>workflows</w:t>
+      </w:r>
+      <w:r>
+        <w:rPr>
+          <w:rFonts w:ascii="Agency FB" w:eastAsia="Times New Roman" w:hAnsi="Agency FB" w:cs="Times New Roman"/>
+          <w:color w:val="auto"/>
+          <w:kern w:val="0"/>
+          <w:szCs w:val="22"/>
+          <w14:ligatures w14:val="none"/>
+        </w:rPr>
+        <w:t xml:space="preserve"> to manage training coordination, documentation delivery, and operational tracking</w:t>
       </w:r>
     </w:p>
     <w:p>
       <w:pPr>
+        <w:pStyle w:val="ListParagraph"/>
         <w:numPr>
           <w:ilvl w:val="0"/>
-          <w:numId w:val="1"/>
+          <w:numId w:val="3"/>
         </w:numPr>
-        <w:spacing w:after="35"/>
-        <w:ind w:hanging="360"/>
-      </w:pPr>
-      <w:r>
-        <w:rPr>
-          <w:rFonts w:ascii="Agency FB" w:hAnsi="Agency FB"/>
-        </w:rPr>
-        <w:t>Designed and automated workflows to improve data access, system efficiency, and cross-organizational communication</w:t>
+        <w:spacing w:after="0" w:line="240" w:lineRule="auto"/>
+        <w:rPr>
+          <w:rFonts w:ascii="Agency FB" w:eastAsia="Times New Roman" w:hAnsi="Agency FB" w:cs="Times New Roman"/>
+          <w:color w:val="auto"/>
+          <w:kern w:val="0"/>
+          <w:szCs w:val="22"/>
+          <w14:ligatures w14:val="none"/>
+        </w:rPr>
+      </w:pPr>
+      <w:r>
+        <w:rPr>
+          <w:rFonts w:ascii="Agency FB" w:eastAsia="Times New Roman" w:hAnsi="Agency FB" w:cs="Times New Roman"/>
+          <w:b/>
+          <w:bCs/>
+          <w:color w:val="auto"/>
+          <w:kern w:val="0"/>
+          <w:szCs w:val="22"/>
+          <w14:ligatures w14:val="none"/>
+        </w:rPr>
+        <w:t>Translate real-world public sector and emergency response requirements into scalable technical solutions</w:t>
+      </w:r>
+      <w:r>
+        <w:rPr>
+          <w:rFonts w:ascii="Agency FB" w:eastAsia="Times New Roman" w:hAnsi="Agency FB" w:cs="Times New Roman"/>
+          <w:color w:val="auto"/>
+          <w:kern w:val="0"/>
+          <w:szCs w:val="22"/>
+          <w14:ligatures w14:val="none"/>
+        </w:rPr>
+        <w:t>, working directly with leadership and stakeholders</w:t>
       </w:r>
     </w:p>
     <w:p>
       <w:pPr>
-        <w:spacing w:after="35"/>
-      </w:pPr>
-      <w:r>
-        <w:rPr>
+        <w:numPr>
+          <w:ilvl w:val="0"/>
+          <w:numId w:val="3"/>
+        </w:numPr>
+        <w:spacing w:before="100" w:beforeAutospacing="1" w:after="100" w:afterAutospacing="1" w:line="240" w:lineRule="auto"/>
+        <w:rPr>
+          <w:rFonts w:ascii="Agency FB" w:eastAsia="Times New Roman" w:hAnsi="Agency FB" w:cs="Times New Roman"/>
+          <w:color w:val="auto"/>
+          <w:kern w:val="0"/>
+          <w:szCs w:val="22"/>
+          <w14:ligatures w14:val="none"/>
+        </w:rPr>
+      </w:pPr>
+      <w:r>
+        <w:rPr>
+          <w:rFonts w:ascii="Agency FB" w:eastAsia="Times New Roman" w:hAnsi="Agency FB" w:cs="Times New Roman"/>
+          <w:color w:val="auto"/>
+          <w:kern w:val="0"/>
+          <w:szCs w:val="22"/>
+          <w14:ligatures w14:val="none"/>
+        </w:rPr>
+        <w:t xml:space="preserve">Build and maintain full-stack applications using </w:t>
+      </w:r>
+      <w:r>
+        <w:rPr>
+          <w:rFonts w:ascii="Agency FB" w:eastAsia="Times New Roman" w:hAnsi="Agency FB" w:cs="Times New Roman"/>
+          <w:b/>
+          <w:bCs/>
+          <w:color w:val="auto"/>
+          <w:kern w:val="0"/>
+          <w:szCs w:val="22"/>
+          <w14:ligatures w14:val="none"/>
+        </w:rPr>
+        <w:t xml:space="preserve">Python, Perl, </w:t>
+      </w:r>
+      <w:r>
+        <w:rPr>
+          <w:rFonts w:ascii="Agency FB" w:eastAsia="Times New Roman" w:hAnsi="Agency FB" w:cs="Times New Roman"/>
+          <w:b/>
+          <w:bCs/>
+          <w:color w:val="auto"/>
+          <w:kern w:val="0"/>
+          <w:szCs w:val="22"/>
+          <w14:ligatures w14:val="none"/>
+        </w:rPr>
+        <w:t xml:space="preserve">SQL, </w:t>
+      </w:r>
+      <w:r>
+        <w:rPr>
+          <w:rFonts w:ascii="Agency FB" w:eastAsia="Times New Roman" w:hAnsi="Agency FB" w:cs="Times New Roman"/>
+          <w:b/>
+          <w:bCs/>
+          <w:color w:val="auto"/>
+          <w:kern w:val="0"/>
+          <w:szCs w:val="22"/>
+          <w14:ligatures w14:val="none"/>
+        </w:rPr>
+        <w:t>JavaScript, HTML/CSS, and jQuery</w:t>
+      </w:r>
+      <w:r>
+        <w:rPr>
+          <w:rFonts w:ascii="Agency FB" w:hAnsi="Agency FB"/>
           <w:noProof/>
+          <w:szCs w:val="22"/>
         </w:rPr>
         <w:drawing>
           <wp:anchor distT="0" distB="0" distL="114300" distR="114300" simplePos="0" relativeHeight="251658240" behindDoc="0" locked="0" layoutInCell="1" allowOverlap="0" wp14:anchorId="7DCAC824" wp14:editId="676D0B8F">
@@ -422,61 +1101,137 @@
     </w:p>
     <w:p>
       <w:pPr>
+        <w:pStyle w:val="ListParagraph"/>
         <w:numPr>
           <w:ilvl w:val="0"/>
-          <w:numId w:val="1"/>
+          <w:numId w:val="3"/>
         </w:numPr>
-        <w:spacing w:after="35"/>
-        <w:ind w:hanging="360"/>
-      </w:pPr>
-      <w:r>
-        <w:rPr>
-          <w:rFonts w:ascii="Agency FB" w:eastAsia="Agency FB" w:hAnsi="Agency FB" w:cs="Agency FB"/>
-        </w:rPr>
-        <w:t xml:space="preserve">Researching computational and statistical modeling using computational algorithms in </w:t>
-      </w:r>
-      <w:r>
-        <w:rPr>
-          <w:rFonts w:ascii="Agency FB" w:eastAsia="Agency FB" w:hAnsi="Agency FB" w:cs="Agency FB"/>
-          <w:b/>
-        </w:rPr>
-        <w:t>Python and R</w:t>
-      </w:r>
-      <w:r>
-        <w:t xml:space="preserve">   </w:t>
+        <w:spacing w:after="120"/>
+        <w:rPr>
+          <w:rFonts w:ascii="Agency FB" w:hAnsi="Agency FB"/>
+          <w:szCs w:val="22"/>
+        </w:rPr>
+      </w:pPr>
+      <w:r>
+        <w:rPr>
+          <w:rFonts w:ascii="Agency FB" w:hAnsi="Agency FB"/>
+          <w:b/>
+          <w:bCs/>
+          <w:szCs w:val="22"/>
+        </w:rPr>
+        <w:t>Selected</w:t>
+      </w:r>
+      <w:r>
+        <w:rPr>
+          <w:rFonts w:ascii="Agency FB" w:hAnsi="Agency FB"/>
+          <w:szCs w:val="22"/>
+        </w:rPr>
+        <w:t xml:space="preserve"> </w:t>
+      </w:r>
+      <w:r>
+        <w:rPr>
+          <w:rFonts w:ascii="Agency FB" w:hAnsi="Agency FB"/>
+          <w:b/>
+          <w:bCs/>
+          <w:szCs w:val="22"/>
+        </w:rPr>
+        <w:t>as</w:t>
+      </w:r>
+      <w:r>
+        <w:rPr>
+          <w:rFonts w:ascii="Agency FB" w:hAnsi="Agency FB"/>
+          <w:szCs w:val="22"/>
+        </w:rPr>
+        <w:t xml:space="preserve"> </w:t>
+      </w:r>
+      <w:r>
+        <w:rPr>
+          <w:rFonts w:ascii="Agency FB" w:hAnsi="Agency FB"/>
+          <w:b/>
+          <w:bCs/>
+          <w:szCs w:val="22"/>
+        </w:rPr>
+        <w:t>1</w:t>
+      </w:r>
+      <w:r>
+        <w:rPr>
+          <w:rFonts w:ascii="Agency FB" w:hAnsi="Agency FB"/>
+          <w:szCs w:val="22"/>
+        </w:rPr>
+        <w:t xml:space="preserve"> </w:t>
+      </w:r>
+      <w:r>
+        <w:rPr>
+          <w:rFonts w:ascii="Agency FB" w:hAnsi="Agency FB"/>
+          <w:b/>
+          <w:bCs/>
+          <w:szCs w:val="22"/>
+        </w:rPr>
+        <w:t>of</w:t>
+      </w:r>
+      <w:r>
+        <w:rPr>
+          <w:rFonts w:ascii="Agency FB" w:hAnsi="Agency FB"/>
+          <w:szCs w:val="22"/>
+        </w:rPr>
+        <w:t xml:space="preserve"> </w:t>
+      </w:r>
+      <w:r>
+        <w:rPr>
+          <w:rFonts w:ascii="Agency FB" w:hAnsi="Agency FB"/>
+          <w:b/>
+          <w:bCs/>
+          <w:szCs w:val="22"/>
+        </w:rPr>
+        <w:t>10</w:t>
+      </w:r>
+      <w:r>
+        <w:rPr>
+          <w:rFonts w:ascii="Agency FB" w:hAnsi="Agency FB"/>
+          <w:szCs w:val="22"/>
+        </w:rPr>
+        <w:t xml:space="preserve"> </w:t>
+      </w:r>
+      <w:r>
+        <w:rPr>
+          <w:rFonts w:ascii="Agency FB" w:hAnsi="Agency FB"/>
+          <w:b/>
+          <w:bCs/>
+          <w:szCs w:val="22"/>
+        </w:rPr>
+        <w:t>students</w:t>
+      </w:r>
+      <w:r>
+        <w:rPr>
+          <w:rFonts w:ascii="Agency FB" w:hAnsi="Agency FB"/>
+          <w:szCs w:val="22"/>
+        </w:rPr>
+        <w:t xml:space="preserve"> </w:t>
+      </w:r>
+      <w:r>
+        <w:rPr>
+          <w:rFonts w:ascii="Agency FB" w:hAnsi="Agency FB"/>
+          <w:b/>
+          <w:bCs/>
+          <w:szCs w:val="22"/>
+        </w:rPr>
+        <w:t>nationally</w:t>
+      </w:r>
+      <w:r>
+        <w:rPr>
+          <w:rFonts w:ascii="Agency FB" w:hAnsi="Agency FB"/>
+          <w:szCs w:val="22"/>
+        </w:rPr>
+        <w:t>; conducted computational modeling in Python and R on Alzheimer's-related brain connectivity</w:t>
       </w:r>
     </w:p>
     <w:p>
       <w:pPr>
-        <w:numPr>
-          <w:ilvl w:val="0"/>
-          <w:numId w:val="1"/>
-        </w:numPr>
-        <w:spacing w:after="120"/>
-        <w:ind w:hanging="360"/>
-      </w:pPr>
-      <w:r>
-        <w:rPr>
-          <w:rFonts w:ascii="Agency FB" w:eastAsia="Agency FB" w:hAnsi="Agency FB" w:cs="Agency FB"/>
-        </w:rPr>
-        <w:t>One of ten students selected to work on site alongside faculty and staff modeling brain connectivity in Alzheimer’s disease</w:t>
-      </w:r>
-      <w:r>
-        <w:t xml:space="preserve">   </w:t>
-      </w:r>
-    </w:p>
-    <w:p>
-      <w:pPr>
         <w:pStyle w:val="Heading1"/>
+        <w:ind w:left="0" w:firstLine="0"/>
       </w:pPr>
       <w:r>
         <w:t>Skills</w:t>
-      </w:r>
-      <w:r>
-        <w:rPr>
-          <w:u w:val="none"/>
-        </w:rPr>
-        <w:t xml:space="preserve">      </w:t>
       </w:r>
     </w:p>
     <w:p>
@@ -489,37 +1244,37 @@
         <w:rPr>
           <w:rFonts w:ascii="Agency FB" w:eastAsia="Agency FB" w:hAnsi="Agency FB" w:cs="Agency FB"/>
           <w:b/>
-          <w:sz w:val="24"/>
-        </w:rPr>
-      </w:pPr>
-      <w:r>
-        <w:rPr>
-          <w:rFonts w:ascii="Agency FB" w:eastAsia="Agency FB" w:hAnsi="Agency FB" w:cs="Agency FB"/>
-          <w:b/>
-          <w:sz w:val="24"/>
+          <w:szCs w:val="22"/>
+        </w:rPr>
+      </w:pPr>
+      <w:r>
+        <w:rPr>
+          <w:rFonts w:ascii="Agency FB" w:eastAsia="Agency FB" w:hAnsi="Agency FB" w:cs="Agency FB"/>
+          <w:b/>
+          <w:szCs w:val="22"/>
         </w:rPr>
         <w:t xml:space="preserve">Programming Languages: </w:t>
       </w:r>
       <w:r>
         <w:rPr>
           <w:rFonts w:ascii="Agency FB" w:eastAsia="Agency FB" w:hAnsi="Agency FB" w:cs="Agency FB"/>
-          <w:sz w:val="24"/>
+          <w:szCs w:val="22"/>
         </w:rPr>
         <w:t xml:space="preserve">Python, SQL, </w:t>
       </w:r>
       <w:r>
         <w:rPr>
           <w:rFonts w:ascii="Agency FB" w:eastAsia="Agency FB" w:hAnsi="Agency FB" w:cs="Agency FB"/>
-          <w:sz w:val="24"/>
+          <w:szCs w:val="22"/>
         </w:rPr>
         <w:t xml:space="preserve">Java, </w:t>
       </w:r>
       <w:r>
         <w:rPr>
           <w:rFonts w:ascii="Agency FB" w:eastAsia="Agency FB" w:hAnsi="Agency FB" w:cs="Agency FB"/>
-          <w:sz w:val="24"/>
-        </w:rPr>
-        <w:t xml:space="preserve">jQuery, CSS, HTML, JavaScript, Perl, C, Haskell, LaTeX            </w:t>
+          <w:szCs w:val="22"/>
+        </w:rPr>
+        <w:t>jQuery, CSS, HTML, JavaScript, Perl, C</w:t>
       </w:r>
     </w:p>
     <w:p>
@@ -531,22 +1286,37 @@
         <w:spacing w:after="38"/>
         <w:rPr>
           <w:rFonts w:ascii="Agency FB" w:eastAsia="Agency FB" w:hAnsi="Agency FB" w:cs="Agency FB"/>
-          <w:b/>
-          <w:sz w:val="24"/>
-        </w:rPr>
-      </w:pPr>
-      <w:r>
-        <w:rPr>
-          <w:rFonts w:ascii="Agency FB" w:eastAsia="Agency FB" w:hAnsi="Agency FB" w:cs="Agency FB"/>
-          <w:b/>
-          <w:sz w:val="24"/>
-        </w:rPr>
-        <w:t xml:space="preserve">Data &amp; Tools: </w:t>
-      </w:r>
-      <w:r>
-        <w:rPr>
-          <w:rFonts w:ascii="Agency FB" w:eastAsia="Agency FB" w:hAnsi="Agency FB" w:cs="Agency FB"/>
-          <w:sz w:val="24"/>
+          <w:szCs w:val="22"/>
+        </w:rPr>
+      </w:pPr>
+      <w:r>
+        <w:rPr>
+          <w:rFonts w:ascii="Agency FB" w:eastAsia="Agency FB" w:hAnsi="Agency FB" w:cs="Agency FB"/>
+          <w:b/>
+          <w:szCs w:val="22"/>
+        </w:rPr>
+        <w:t xml:space="preserve">Data &amp; </w:t>
+      </w:r>
+      <w:r>
+        <w:rPr>
+          <w:rFonts w:ascii="Agency FB" w:eastAsia="Agency FB" w:hAnsi="Agency FB" w:cs="Agency FB"/>
+          <w:b/>
+          <w:szCs w:val="22"/>
+        </w:rPr>
+        <w:t>Systems</w:t>
+      </w:r>
+      <w:r>
+        <w:rPr>
+          <w:rFonts w:ascii="Agency FB" w:eastAsia="Agency FB" w:hAnsi="Agency FB" w:cs="Agency FB"/>
+          <w:b/>
+          <w:szCs w:val="22"/>
+        </w:rPr>
+        <w:t xml:space="preserve">: </w:t>
+      </w:r>
+      <w:r>
+        <w:rPr>
+          <w:rFonts w:ascii="Agency FB" w:eastAsia="Agency FB" w:hAnsi="Agency FB" w:cs="Agency FB"/>
+          <w:szCs w:val="22"/>
         </w:rPr>
         <w:t xml:space="preserve">Snowflake, Oracle, </w:t>
       </w:r>
@@ -554,7 +1324,7 @@
       <w:r>
         <w:rPr>
           <w:rFonts w:ascii="Agency FB" w:eastAsia="Agency FB" w:hAnsi="Agency FB" w:cs="Agency FB"/>
-          <w:sz w:val="24"/>
+          <w:szCs w:val="22"/>
         </w:rPr>
         <w:t>Streamlit</w:t>
       </w:r>
@@ -562,31 +1332,37 @@
       <w:r>
         <w:rPr>
           <w:rFonts w:ascii="Agency FB" w:eastAsia="Agency FB" w:hAnsi="Agency FB" w:cs="Agency FB"/>
-          <w:sz w:val="24"/>
-        </w:rPr>
-        <w:t xml:space="preserve">, Access, Excel                            </w:t>
-      </w:r>
-      <w:r>
-        <w:rPr>
-          <w:rFonts w:ascii="Agency FB" w:eastAsia="Agency FB" w:hAnsi="Agency FB" w:cs="Agency FB"/>
-          <w:b/>
-          <w:sz w:val="24"/>
-        </w:rPr>
-        <w:t xml:space="preserve">                  </w:t>
+          <w:szCs w:val="22"/>
+        </w:rPr>
+        <w:t xml:space="preserve">, </w:t>
+      </w:r>
+      <w:r>
+        <w:rPr>
+          <w:rFonts w:ascii="Agency FB" w:eastAsia="Agency FB" w:hAnsi="Agency FB" w:cs="Agency FB"/>
+          <w:szCs w:val="22"/>
+        </w:rPr>
+        <w:t>ETL</w:t>
+      </w:r>
+      <w:r>
+        <w:rPr>
+          <w:rFonts w:ascii="Agency FB" w:eastAsia="Agency FB" w:hAnsi="Agency FB" w:cs="Agency FB"/>
+          <w:szCs w:val="22"/>
+        </w:rPr>
+        <w:t xml:space="preserve">, </w:t>
+      </w:r>
+      <w:r>
+        <w:rPr>
+          <w:rFonts w:ascii="Agency FB" w:eastAsia="Agency FB" w:hAnsi="Agency FB" w:cs="Agency FB"/>
+          <w:szCs w:val="22"/>
+        </w:rPr>
+        <w:t>Data Pipelines, Data Modeling</w:t>
       </w:r>
     </w:p>
     <w:p>
       <w:pPr>
-        <w:tabs>
-          <w:tab w:val="center" w:pos="7935"/>
-          <w:tab w:val="center" w:pos="8655"/>
-        </w:tabs>
-        <w:spacing w:after="38"/>
-      </w:pPr>
-    </w:p>
-    <w:p>
-      <w:pPr>
         <w:pStyle w:val="Heading1"/>
+        <w:spacing w:before="120"/>
+        <w:ind w:left="14" w:hanging="14"/>
       </w:pPr>
       <w:r>
         <w:t>Education</w:t>
@@ -607,19 +1383,22 @@
           <w:tab w:val="right" w:pos="9681"/>
         </w:tabs>
         <w:spacing w:after="20" w:line="271" w:lineRule="auto"/>
-      </w:pPr>
-      <w:r>
-        <w:rPr>
-          <w:rFonts w:ascii="Agency FB" w:eastAsia="Agency FB" w:hAnsi="Agency FB" w:cs="Agency FB"/>
-          <w:b/>
-          <w:sz w:val="24"/>
+        <w:rPr>
+          <w:szCs w:val="22"/>
+        </w:rPr>
+      </w:pPr>
+      <w:r>
+        <w:rPr>
+          <w:rFonts w:ascii="Agency FB" w:eastAsia="Agency FB" w:hAnsi="Agency FB" w:cs="Agency FB"/>
+          <w:b/>
+          <w:szCs w:val="22"/>
         </w:rPr>
         <w:t xml:space="preserve">University of Southern California, </w:t>
       </w:r>
       <w:r>
         <w:rPr>
           <w:rFonts w:ascii="Agency FB" w:eastAsia="Agency FB" w:hAnsi="Agency FB" w:cs="Agency FB"/>
-          <w:sz w:val="24"/>
+          <w:szCs w:val="22"/>
         </w:rPr>
         <w:t>Los</w:t>
       </w:r>
@@ -627,14 +1406,14 @@
         <w:rPr>
           <w:rFonts w:ascii="Agency FB" w:eastAsia="Agency FB" w:hAnsi="Agency FB" w:cs="Agency FB"/>
           <w:b/>
-          <w:sz w:val="24"/>
+          <w:szCs w:val="22"/>
         </w:rPr>
         <w:t xml:space="preserve"> </w:t>
       </w:r>
       <w:r>
         <w:rPr>
           <w:rFonts w:ascii="Agency FB" w:eastAsia="Agency FB" w:hAnsi="Agency FB" w:cs="Agency FB"/>
-          <w:sz w:val="24"/>
+          <w:szCs w:val="22"/>
         </w:rPr>
         <w:t>Angeles</w:t>
       </w:r>
@@ -642,14 +1421,14 @@
         <w:rPr>
           <w:rFonts w:ascii="Agency FB" w:eastAsia="Agency FB" w:hAnsi="Agency FB" w:cs="Agency FB"/>
           <w:b/>
-          <w:sz w:val="24"/>
+          <w:szCs w:val="22"/>
         </w:rPr>
         <w:t xml:space="preserve">, </w:t>
       </w:r>
       <w:r>
         <w:rPr>
           <w:rFonts w:ascii="Agency FB" w:eastAsia="Agency FB" w:hAnsi="Agency FB" w:cs="Agency FB"/>
-          <w:sz w:val="24"/>
+          <w:szCs w:val="22"/>
         </w:rPr>
         <w:t>California</w:t>
       </w:r>
@@ -657,7 +1436,7 @@
         <w:rPr>
           <w:rFonts w:ascii="Agency FB" w:eastAsia="Agency FB" w:hAnsi="Agency FB" w:cs="Agency FB"/>
           <w:b/>
-          <w:sz w:val="24"/>
+          <w:szCs w:val="22"/>
         </w:rPr>
         <w:t xml:space="preserve"> </w:t>
       </w:r>
@@ -665,7 +1444,7 @@
         <w:rPr>
           <w:rFonts w:ascii="Agency FB" w:eastAsia="Agency FB" w:hAnsi="Agency FB" w:cs="Agency FB"/>
           <w:b/>
-          <w:sz w:val="24"/>
+          <w:szCs w:val="22"/>
         </w:rPr>
         <w:tab/>
         <w:t xml:space="preserve"> </w:t>
@@ -675,7 +1454,7 @@
         <w:rPr>
           <w:rFonts w:ascii="Agency FB" w:eastAsia="Agency FB" w:hAnsi="Agency FB" w:cs="Agency FB"/>
           <w:b/>
-          <w:sz w:val="24"/>
+          <w:szCs w:val="22"/>
         </w:rPr>
         <w:tab/>
         <w:t xml:space="preserve">  </w:t>
@@ -684,7 +1463,7 @@
         <w:rPr>
           <w:rFonts w:ascii="Agency FB" w:eastAsia="Agency FB" w:hAnsi="Agency FB" w:cs="Agency FB"/>
           <w:b/>
-          <w:sz w:val="24"/>
+          <w:szCs w:val="22"/>
         </w:rPr>
         <w:tab/>
       </w:r>
@@ -693,7 +1472,7 @@
         <w:rPr>
           <w:rFonts w:ascii="Agency FB" w:eastAsia="Agency FB" w:hAnsi="Agency FB" w:cs="Agency FB"/>
           <w:b/>
-          <w:sz w:val="24"/>
+          <w:szCs w:val="22"/>
         </w:rPr>
         <w:t xml:space="preserve"> </w:t>
       </w:r>
@@ -701,7 +1480,7 @@
         <w:rPr>
           <w:rFonts w:ascii="Agency FB" w:eastAsia="Agency FB" w:hAnsi="Agency FB" w:cs="Agency FB"/>
           <w:b/>
-          <w:sz w:val="24"/>
+          <w:szCs w:val="22"/>
         </w:rPr>
         <w:tab/>
         <w:t xml:space="preserve">       May 2023 - August 2025 </w:t>
@@ -719,11 +1498,14 @@
           <w:tab w:val="right" w:pos="9681"/>
         </w:tabs>
         <w:spacing w:after="178"/>
-      </w:pPr>
-      <w:r>
-        <w:rPr>
-          <w:rFonts w:ascii="Agency FB" w:eastAsia="Agency FB" w:hAnsi="Agency FB" w:cs="Agency FB"/>
-          <w:sz w:val="25"/>
+        <w:rPr>
+          <w:szCs w:val="22"/>
+        </w:rPr>
+      </w:pPr>
+      <w:r>
+        <w:rPr>
+          <w:rFonts w:ascii="Agency FB" w:eastAsia="Agency FB" w:hAnsi="Agency FB" w:cs="Agency FB"/>
+          <w:szCs w:val="22"/>
         </w:rPr>
         <w:t xml:space="preserve">Master of Public </w:t>
       </w:r>
@@ -731,14 +1513,14 @@
       <w:r>
         <w:rPr>
           <w:rFonts w:ascii="Agency FB" w:eastAsia="Agency FB" w:hAnsi="Agency FB" w:cs="Agency FB"/>
-          <w:sz w:val="25"/>
+          <w:szCs w:val="22"/>
         </w:rPr>
         <w:t xml:space="preserve">Administration  </w:t>
       </w:r>
       <w:r>
         <w:rPr>
           <w:rFonts w:ascii="Agency FB" w:eastAsia="Agency FB" w:hAnsi="Agency FB" w:cs="Agency FB"/>
-          <w:sz w:val="25"/>
+          <w:szCs w:val="22"/>
         </w:rPr>
         <w:tab/>
       </w:r>
@@ -746,14 +1528,14 @@
       <w:r>
         <w:rPr>
           <w:rFonts w:ascii="Agency FB" w:eastAsia="Agency FB" w:hAnsi="Agency FB" w:cs="Agency FB"/>
-          <w:sz w:val="25"/>
+          <w:szCs w:val="22"/>
         </w:rPr>
         <w:t xml:space="preserve"> </w:t>
       </w:r>
       <w:r>
         <w:rPr>
           <w:rFonts w:ascii="Agency FB" w:eastAsia="Agency FB" w:hAnsi="Agency FB" w:cs="Agency FB"/>
-          <w:sz w:val="25"/>
+          <w:szCs w:val="22"/>
         </w:rPr>
         <w:tab/>
         <w:t xml:space="preserve"> </w:t>
@@ -761,7 +1543,7 @@
       <w:r>
         <w:rPr>
           <w:rFonts w:ascii="Agency FB" w:eastAsia="Agency FB" w:hAnsi="Agency FB" w:cs="Agency FB"/>
-          <w:sz w:val="25"/>
+          <w:szCs w:val="22"/>
         </w:rPr>
         <w:tab/>
         <w:t xml:space="preserve"> </w:t>
@@ -769,7 +1551,7 @@
       <w:r>
         <w:rPr>
           <w:rFonts w:ascii="Agency FB" w:eastAsia="Agency FB" w:hAnsi="Agency FB" w:cs="Agency FB"/>
-          <w:sz w:val="25"/>
+          <w:szCs w:val="22"/>
         </w:rPr>
         <w:tab/>
         <w:t xml:space="preserve"> </w:t>
@@ -777,7 +1559,7 @@
       <w:r>
         <w:rPr>
           <w:rFonts w:ascii="Agency FB" w:eastAsia="Agency FB" w:hAnsi="Agency FB" w:cs="Agency FB"/>
-          <w:sz w:val="25"/>
+          <w:szCs w:val="22"/>
         </w:rPr>
         <w:tab/>
         <w:t xml:space="preserve"> </w:t>
@@ -785,7 +1567,7 @@
       <w:r>
         <w:rPr>
           <w:rFonts w:ascii="Agency FB" w:eastAsia="Agency FB" w:hAnsi="Agency FB" w:cs="Agency FB"/>
-          <w:sz w:val="25"/>
+          <w:szCs w:val="22"/>
         </w:rPr>
         <w:tab/>
         <w:t xml:space="preserve">    </w:t>
@@ -793,7 +1575,7 @@
       <w:r>
         <w:rPr>
           <w:rFonts w:ascii="Agency FB" w:eastAsia="Agency FB" w:hAnsi="Agency FB" w:cs="Agency FB"/>
-          <w:sz w:val="25"/>
+          <w:szCs w:val="22"/>
         </w:rPr>
         <w:tab/>
         <w:t xml:space="preserve">            </w:t>
@@ -802,14 +1584,14 @@
         <w:rPr>
           <w:rFonts w:ascii="Agency FB" w:eastAsia="Agency FB" w:hAnsi="Agency FB" w:cs="Agency FB"/>
           <w:b/>
-          <w:sz w:val="24"/>
+          <w:szCs w:val="22"/>
         </w:rPr>
         <w:t xml:space="preserve">Cumulative GPA: 4.00 </w:t>
       </w:r>
       <w:r>
         <w:rPr>
           <w:rFonts w:ascii="Agency FB" w:eastAsia="Agency FB" w:hAnsi="Agency FB" w:cs="Agency FB"/>
-          <w:sz w:val="25"/>
+          <w:szCs w:val="22"/>
         </w:rPr>
         <w:t xml:space="preserve"> </w:t>
       </w:r>
@@ -827,21 +1609,21 @@
         <w:rPr>
           <w:rFonts w:ascii="Agency FB" w:eastAsia="Agency FB" w:hAnsi="Agency FB" w:cs="Agency FB"/>
           <w:b/>
-          <w:sz w:val="24"/>
-        </w:rPr>
-      </w:pPr>
-      <w:r>
-        <w:rPr>
-          <w:rFonts w:ascii="Agency FB" w:eastAsia="Agency FB" w:hAnsi="Agency FB" w:cs="Agency FB"/>
-          <w:b/>
-          <w:sz w:val="24"/>
+          <w:szCs w:val="22"/>
+        </w:rPr>
+      </w:pPr>
+      <w:r>
+        <w:rPr>
+          <w:rFonts w:ascii="Agency FB" w:eastAsia="Agency FB" w:hAnsi="Agency FB" w:cs="Agency FB"/>
+          <w:b/>
+          <w:szCs w:val="22"/>
         </w:rPr>
         <w:t xml:space="preserve">Hendrix College, </w:t>
       </w:r>
       <w:r>
         <w:rPr>
           <w:rFonts w:ascii="Agency FB" w:eastAsia="Agency FB" w:hAnsi="Agency FB" w:cs="Agency FB"/>
-          <w:sz w:val="24"/>
+          <w:szCs w:val="22"/>
         </w:rPr>
         <w:t>Conway, AR</w:t>
       </w:r>
@@ -849,7 +1631,7 @@
         <w:rPr>
           <w:rFonts w:ascii="Agency FB" w:eastAsia="Agency FB" w:hAnsi="Agency FB" w:cs="Agency FB"/>
           <w:b/>
-          <w:sz w:val="24"/>
+          <w:szCs w:val="22"/>
         </w:rPr>
         <w:t xml:space="preserve">       </w:t>
       </w:r>
@@ -857,7 +1639,7 @@
         <w:rPr>
           <w:rFonts w:ascii="Agency FB" w:eastAsia="Agency FB" w:hAnsi="Agency FB" w:cs="Agency FB"/>
           <w:b/>
-          <w:sz w:val="24"/>
+          <w:szCs w:val="22"/>
         </w:rPr>
         <w:tab/>
         <w:t xml:space="preserve">       </w:t>
@@ -866,7 +1648,7 @@
         <w:rPr>
           <w:rFonts w:ascii="Agency FB" w:eastAsia="Agency FB" w:hAnsi="Agency FB" w:cs="Agency FB"/>
           <w:b/>
-          <w:sz w:val="24"/>
+          <w:szCs w:val="22"/>
         </w:rPr>
         <w:tab/>
         <w:t xml:space="preserve">       </w:t>
@@ -875,7 +1657,7 @@
         <w:rPr>
           <w:rFonts w:ascii="Agency FB" w:eastAsia="Agency FB" w:hAnsi="Agency FB" w:cs="Agency FB"/>
           <w:b/>
-          <w:sz w:val="24"/>
+          <w:szCs w:val="22"/>
         </w:rPr>
         <w:tab/>
         <w:t xml:space="preserve">       </w:t>
@@ -884,7 +1666,7 @@
         <w:rPr>
           <w:rFonts w:ascii="Agency FB" w:eastAsia="Agency FB" w:hAnsi="Agency FB" w:cs="Agency FB"/>
           <w:b/>
-          <w:sz w:val="24"/>
+          <w:szCs w:val="22"/>
         </w:rPr>
         <w:tab/>
         <w:t xml:space="preserve">       </w:t>
@@ -893,7 +1675,7 @@
         <w:rPr>
           <w:rFonts w:ascii="Agency FB" w:eastAsia="Agency FB" w:hAnsi="Agency FB" w:cs="Agency FB"/>
           <w:b/>
-          <w:sz w:val="24"/>
+          <w:szCs w:val="22"/>
         </w:rPr>
         <w:tab/>
         <w:t xml:space="preserve">                   August 2019 - December 2022</w:t>
@@ -908,13 +1690,13 @@
         <w:rPr>
           <w:rFonts w:ascii="Agency FB" w:eastAsia="Agency FB" w:hAnsi="Agency FB" w:cs="Agency FB"/>
           <w:b/>
-          <w:sz w:val="24"/>
-        </w:rPr>
-      </w:pPr>
-      <w:r>
-        <w:rPr>
-          <w:rFonts w:ascii="Agency FB" w:eastAsia="Agency FB" w:hAnsi="Agency FB" w:cs="Agency FB"/>
-          <w:sz w:val="24"/>
+          <w:szCs w:val="22"/>
+        </w:rPr>
+      </w:pPr>
+      <w:r>
+        <w:rPr>
+          <w:rFonts w:ascii="Agency FB" w:eastAsia="Agency FB" w:hAnsi="Agency FB" w:cs="Agency FB"/>
+          <w:szCs w:val="22"/>
         </w:rPr>
         <w:t>Bachelor of Arts in Computer Science, Minor in Mathematics</w:t>
       </w:r>
@@ -922,7 +1704,7 @@
         <w:rPr>
           <w:rFonts w:ascii="Agency FB" w:eastAsia="Agency FB" w:hAnsi="Agency FB" w:cs="Agency FB"/>
           <w:b/>
-          <w:sz w:val="24"/>
+          <w:szCs w:val="22"/>
         </w:rPr>
         <w:t xml:space="preserve">            </w:t>
       </w:r>
@@ -930,7 +1712,7 @@
         <w:rPr>
           <w:rFonts w:ascii="Agency FB" w:eastAsia="Agency FB" w:hAnsi="Agency FB" w:cs="Agency FB"/>
           <w:b/>
-          <w:sz w:val="24"/>
+          <w:szCs w:val="22"/>
         </w:rPr>
         <w:tab/>
         <w:t xml:space="preserve">                       Cumulative GPA: 3.76 / Major: 3.92</w:t>
@@ -942,19 +1724,76 @@
         <w:tabs>
           <w:tab w:val="center" w:pos="6509"/>
         </w:tabs>
+        <w:spacing w:before="120"/>
         <w:ind w:left="0" w:firstLine="0"/>
       </w:pPr>
+      <w:r>
+        <w:t>Leadership &amp; Civic Engagement</w:t>
+      </w:r>
     </w:p>
     <w:p>
       <w:pPr>
-        <w:pStyle w:val="Heading1"/>
-        <w:tabs>
-          <w:tab w:val="center" w:pos="6509"/>
-        </w:tabs>
-        <w:ind w:left="0" w:firstLine="0"/>
-      </w:pPr>
-      <w:r>
-        <w:t>Leadership &amp; Civic Engagement</w:t>
+        <w:spacing w:after="19" w:line="271" w:lineRule="auto"/>
+        <w:ind w:left="25" w:hanging="10"/>
+        <w:rPr>
+          <w:rFonts w:ascii="Agency FB" w:eastAsia="Agency FB" w:hAnsi="Agency FB" w:cs="Agency FB"/>
+          <w:b/>
+          <w:szCs w:val="22"/>
+        </w:rPr>
+      </w:pPr>
+      <w:r>
+        <w:rPr>
+          <w:rFonts w:ascii="Agency FB" w:eastAsia="Agency FB" w:hAnsi="Agency FB" w:cs="Agency FB"/>
+          <w:b/>
+          <w:szCs w:val="22"/>
+        </w:rPr>
+        <w:t xml:space="preserve">Arts Advisory Committee, City of Hot Springs, </w:t>
+      </w:r>
+      <w:r>
+        <w:rPr>
+          <w:rFonts w:ascii="Agency FB" w:eastAsia="Agency FB" w:hAnsi="Agency FB" w:cs="Agency FB"/>
+          <w:szCs w:val="22"/>
+        </w:rPr>
+        <w:t xml:space="preserve">Hot Springs, AR </w:t>
+      </w:r>
+      <w:r>
+        <w:rPr>
+          <w:rFonts w:ascii="Agency FB" w:eastAsia="Agency FB" w:hAnsi="Agency FB" w:cs="Agency FB"/>
+          <w:szCs w:val="22"/>
+        </w:rPr>
+        <w:tab/>
+      </w:r>
+      <w:r>
+        <w:rPr>
+          <w:rFonts w:ascii="Agency FB" w:eastAsia="Agency FB" w:hAnsi="Agency FB" w:cs="Agency FB"/>
+          <w:b/>
+          <w:szCs w:val="22"/>
+        </w:rPr>
+        <w:t xml:space="preserve">                        </w:t>
+      </w:r>
+      <w:r>
+        <w:rPr>
+          <w:rFonts w:ascii="Agency FB" w:eastAsia="Agency FB" w:hAnsi="Agency FB" w:cs="Agency FB"/>
+          <w:b/>
+          <w:szCs w:val="22"/>
+        </w:rPr>
+        <w:t xml:space="preserve">                              </w:t>
+      </w:r>
+      <w:r>
+        <w:rPr>
+          <w:rFonts w:ascii="Agency FB" w:eastAsia="Agency FB" w:hAnsi="Agency FB" w:cs="Agency FB"/>
+          <w:b/>
+          <w:szCs w:val="22"/>
+        </w:rPr>
+        <w:t xml:space="preserve">        </w:t>
+      </w:r>
+      <w:r>
+        <w:rPr>
+          <w:rFonts w:ascii="Agency FB" w:eastAsia="Agency FB" w:hAnsi="Agency FB" w:cs="Agency FB"/>
+          <w:b/>
+          <w:szCs w:val="22"/>
+        </w:rPr>
+        <w:t>October 2025 - Present</w:t>
       </w:r>
     </w:p>
     <w:p>
@@ -964,117 +1803,66 @@
         <w:rPr>
           <w:rFonts w:ascii="Agency FB" w:eastAsia="Agency FB" w:hAnsi="Agency FB" w:cs="Agency FB"/>
           <w:b/>
-          <w:sz w:val="24"/>
-        </w:rPr>
-      </w:pPr>
-      <w:r>
-        <w:rPr>
-          <w:rFonts w:ascii="Agency FB" w:eastAsia="Agency FB" w:hAnsi="Agency FB" w:cs="Agency FB"/>
-          <w:b/>
-          <w:sz w:val="24"/>
-        </w:rPr>
-        <w:t xml:space="preserve">Arts Advisory Committee, City of Hot Springs, </w:t>
-      </w:r>
-      <w:r>
-        <w:rPr>
-          <w:rFonts w:ascii="Agency FB" w:eastAsia="Agency FB" w:hAnsi="Agency FB" w:cs="Agency FB"/>
-          <w:sz w:val="24"/>
-        </w:rPr>
-        <w:t xml:space="preserve">Hot Springs, AR </w:t>
-      </w:r>
-      <w:r>
-        <w:rPr>
-          <w:rFonts w:ascii="Agency FB" w:eastAsia="Agency FB" w:hAnsi="Agency FB" w:cs="Agency FB"/>
-          <w:sz w:val="24"/>
+          <w:szCs w:val="22"/>
+        </w:rPr>
+      </w:pPr>
+      <w:r>
+        <w:rPr>
+          <w:rFonts w:ascii="Agency FB" w:eastAsia="Agency FB" w:hAnsi="Agency FB" w:cs="Agency FB"/>
+          <w:b/>
+          <w:szCs w:val="22"/>
+        </w:rPr>
+        <w:t xml:space="preserve">Planning Commission, City of Hot Springs, </w:t>
+      </w:r>
+      <w:r>
+        <w:rPr>
+          <w:rFonts w:ascii="Agency FB" w:eastAsia="Agency FB" w:hAnsi="Agency FB" w:cs="Agency FB"/>
+          <w:szCs w:val="22"/>
+        </w:rPr>
+        <w:t xml:space="preserve">Hot Springs, </w:t>
+      </w:r>
+      <w:proofErr w:type="gramStart"/>
+      <w:r>
+        <w:rPr>
+          <w:rFonts w:ascii="Agency FB" w:eastAsia="Agency FB" w:hAnsi="Agency FB" w:cs="Agency FB"/>
+          <w:szCs w:val="22"/>
+        </w:rPr>
+        <w:t xml:space="preserve">AR  </w:t>
+      </w:r>
+      <w:r>
+        <w:rPr>
+          <w:rFonts w:ascii="Agency FB" w:eastAsia="Agency FB" w:hAnsi="Agency FB" w:cs="Agency FB"/>
+          <w:szCs w:val="22"/>
         </w:rPr>
         <w:tab/>
       </w:r>
-      <w:r>
-        <w:rPr>
-          <w:rFonts w:ascii="Agency FB" w:eastAsia="Agency FB" w:hAnsi="Agency FB" w:cs="Agency FB"/>
-          <w:b/>
-          <w:sz w:val="24"/>
-        </w:rPr>
-        <w:t xml:space="preserve">                        </w:t>
-      </w:r>
-      <w:r>
-        <w:rPr>
-          <w:rFonts w:ascii="Agency FB" w:eastAsia="Agency FB" w:hAnsi="Agency FB" w:cs="Agency FB"/>
-          <w:b/>
-          <w:sz w:val="24"/>
-        </w:rPr>
-        <w:t xml:space="preserve">                              </w:t>
-      </w:r>
-      <w:r>
-        <w:rPr>
-          <w:rFonts w:ascii="Agency FB" w:eastAsia="Agency FB" w:hAnsi="Agency FB" w:cs="Agency FB"/>
-          <w:b/>
-          <w:sz w:val="24"/>
-        </w:rPr>
-        <w:t>October 2025 - Present</w:t>
-      </w:r>
-    </w:p>
-    <w:p>
-      <w:pPr>
-        <w:spacing w:after="19" w:line="271" w:lineRule="auto"/>
-        <w:ind w:left="25" w:hanging="10"/>
-        <w:rPr>
-          <w:rFonts w:ascii="Agency FB" w:eastAsia="Agency FB" w:hAnsi="Agency FB" w:cs="Agency FB"/>
-          <w:b/>
-          <w:sz w:val="24"/>
-        </w:rPr>
-      </w:pPr>
-      <w:r>
-        <w:rPr>
-          <w:rFonts w:ascii="Agency FB" w:eastAsia="Agency FB" w:hAnsi="Agency FB" w:cs="Agency FB"/>
-          <w:b/>
-          <w:sz w:val="24"/>
-        </w:rPr>
-        <w:t xml:space="preserve">Planning Commission, City of Hot Springs, </w:t>
-      </w:r>
-      <w:r>
-        <w:rPr>
-          <w:rFonts w:ascii="Agency FB" w:eastAsia="Agency FB" w:hAnsi="Agency FB" w:cs="Agency FB"/>
-          <w:sz w:val="24"/>
-        </w:rPr>
-        <w:t xml:space="preserve">Hot Springs, </w:t>
+      <w:proofErr w:type="gramEnd"/>
+      <w:r>
+        <w:rPr>
+          <w:rFonts w:ascii="Agency FB" w:eastAsia="Agency FB" w:hAnsi="Agency FB" w:cs="Agency FB"/>
+          <w:szCs w:val="22"/>
+        </w:rPr>
+        <w:t xml:space="preserve">  </w:t>
       </w:r>
       <w:proofErr w:type="gramStart"/>
       <w:r>
         <w:rPr>
           <w:rFonts w:ascii="Agency FB" w:eastAsia="Agency FB" w:hAnsi="Agency FB" w:cs="Agency FB"/>
-          <w:sz w:val="24"/>
-        </w:rPr>
-        <w:t xml:space="preserve">AR  </w:t>
-      </w:r>
-      <w:r>
-        <w:rPr>
-          <w:rFonts w:ascii="Agency FB" w:eastAsia="Agency FB" w:hAnsi="Agency FB" w:cs="Agency FB"/>
-          <w:sz w:val="24"/>
-        </w:rPr>
-        <w:tab/>
-      </w:r>
-      <w:proofErr w:type="gramEnd"/>
-      <w:r>
-        <w:rPr>
-          <w:rFonts w:ascii="Agency FB" w:eastAsia="Agency FB" w:hAnsi="Agency FB" w:cs="Agency FB"/>
-          <w:sz w:val="24"/>
-        </w:rPr>
-        <w:t xml:space="preserve">  </w:t>
-      </w:r>
-      <w:proofErr w:type="gramStart"/>
-      <w:r>
-        <w:rPr>
-          <w:rFonts w:ascii="Agency FB" w:eastAsia="Agency FB" w:hAnsi="Agency FB" w:cs="Agency FB"/>
-          <w:sz w:val="24"/>
+          <w:szCs w:val="22"/>
         </w:rPr>
         <w:tab/>
         <w:t xml:space="preserve"> </w:t>
       </w:r>
       <w:r>
+        <w:rPr>
+          <w:szCs w:val="22"/>
+        </w:rPr>
         <w:t xml:space="preserve"> </w:t>
       </w:r>
       <w:r>
+        <w:rPr>
+          <w:szCs w:val="22"/>
+        </w:rPr>
         <w:tab/>
       </w:r>
       <w:proofErr w:type="gramEnd"/>
@@ -1082,9 +1870,25 @@
         <w:rPr>
           <w:rFonts w:ascii="Agency FB" w:eastAsia="Agency FB" w:hAnsi="Agency FB" w:cs="Agency FB"/>
           <w:b/>
-          <w:sz w:val="24"/>
-        </w:rPr>
-        <w:t xml:space="preserve">                          May 2024 – April 2025</w:t>
+          <w:szCs w:val="22"/>
+        </w:rPr>
+        <w:t xml:space="preserve">                          </w:t>
+      </w:r>
+      <w:r>
+        <w:rPr>
+          <w:rFonts w:ascii="Agency FB" w:eastAsia="Agency FB" w:hAnsi="Agency FB" w:cs="Agency FB"/>
+          <w:b/>
+          <w:szCs w:val="22"/>
+        </w:rPr>
+        <w:t xml:space="preserve">      </w:t>
+      </w:r>
+      <w:r>
+        <w:rPr>
+          <w:rFonts w:ascii="Agency FB" w:eastAsia="Agency FB" w:hAnsi="Agency FB" w:cs="Agency FB"/>
+          <w:b/>
+          <w:szCs w:val="22"/>
+        </w:rPr>
+        <w:t>May 2024 – April 2025</w:t>
       </w:r>
     </w:p>
     <w:sectPr>
@@ -1099,6 +1903,270 @@
 <file path=word/numbering.xml><?xml version="1.0" encoding="utf-8"?>
 <w:numbering xmlns:wpc="http://schemas.microsoft.com/office/word/2010/wordprocessingCanvas" xmlns:cx="http://schemas.microsoft.com/office/drawing/2014/chartex" xmlns:cx1="http://schemas.microsoft.com/office/drawing/2015/9/8/chartex" xmlns:cx2="http://schemas.microsoft.com/office/drawing/2015/10/21/chartex" xmlns:cx3="http://schemas.microsoft.com/office/drawing/2016/5/9/chartex" xmlns:cx4="http://schemas.microsoft.com/office/drawing/2016/5/10/chartex" xmlns:cx5="http://schemas.microsoft.com/office/drawing/2016/5/11/chartex" xmlns:cx6="http://schemas.microsoft.com/office/drawing/2016/5/12/chartex" xmlns:cx7="http://schemas.microsoft.com/office/drawing/2016/5/13/chartex" xmlns:cx8="http://schemas.microsoft.com/office/drawing/2016/5/14/chartex" xmlns:mc="http://schemas.openxmlformats.org/markup-compatibility/2006" xmlns:aink="http://schemas.microsoft.com/office/drawing/2016/ink" xmlns:am3d="http://schemas.microsoft.com/office/drawing/2017/model3d" xmlns:o="urn:schemas-microsoft-com:office:office" xmlns:oel="http://schemas.microsoft.com/office/2019/extlst" xmlns:r="http://schemas.openxmlformats.org/officeDocument/2006/relationships" xmlns:m="http://schemas.openxmlformats.org/officeDocument/2006/math" xmlns:v="urn:schemas-microsoft-com:vml" xmlns:wp14="http://schemas.microsoft.com/office/word/2010/wordprocessingDrawing" xmlns:wp="http://schemas.openxmlformats.org/drawingml/2006/wordprocessingDrawing" xmlns:w10="urn:schemas-microsoft-com:office:word" xmlns:w="http://schemas.openxmlformats.org/wordprocessingml/2006/main" xmlns:w14="http://schemas.microsoft.com/office/word/2010/wordml" xmlns:w15="http://schemas.microsoft.com/office/word/2012/wordml" xmlns:w16cex="http://schemas.microsoft.com/office/word/2018/wordml/cex" xmlns:w16cid="http://schemas.microsoft.com/office/word/2016/wordml/cid" xmlns:w16="http://schemas.microsoft.com/office/word/2018/wordml" xmlns:w16du="http://schemas.microsoft.com/office/word/2023/wordml/word16du" xmlns:w16sdtdh="http://schemas.microsoft.com/office/word/2020/wordml/sdtdatahash" xmlns:w16sdtfl="http://schemas.microsoft.com/office/word/2024/wordml/sdtformatlock" xmlns:w16se="http://schemas.microsoft.com/office/word/2015/wordml/symex" xmlns:wpg="http://schemas.microsoft.com/office/word/2010/wordprocessingGroup" xmlns:wpi="http://schemas.microsoft.com/office/word/2010/wordprocessingInk" xmlns:wne="http://schemas.microsoft.com/office/word/2006/wordml" xmlns:wps="http://schemas.microsoft.com/office/word/2010/wordprocessingShape" mc:Ignorable="w14 w15 w16se w16cid w16 w16cex w16sdtdh w16sdtfl w16du wp14">
   <w:abstractNum w:abstractNumId="0" w15:restartNumberingAfterBreak="0">
+    <w:nsid w:val="0BA72A29"/>
+    <w:multiLevelType w:val="multilevel"/>
+    <w:tmpl w:val="48B0D7B2"/>
+    <w:lvl w:ilvl="0">
+      <w:start w:val="1"/>
+      <w:numFmt w:val="bullet"/>
+      <w:lvlText w:val=""/>
+      <w:lvlJc w:val="left"/>
+      <w:pPr>
+        <w:tabs>
+          <w:tab w:val="num" w:pos="720"/>
+        </w:tabs>
+        <w:ind w:left="720" w:hanging="360"/>
+      </w:pPr>
+      <w:rPr>
+        <w:rFonts w:ascii="Symbol" w:hAnsi="Symbol" w:hint="default"/>
+        <w:sz w:val="20"/>
+      </w:rPr>
+    </w:lvl>
+    <w:lvl w:ilvl="1" w:tentative="1">
+      <w:start w:val="1"/>
+      <w:numFmt w:val="bullet"/>
+      <w:lvlText w:val="o"/>
+      <w:lvlJc w:val="left"/>
+      <w:pPr>
+        <w:tabs>
+          <w:tab w:val="num" w:pos="1440"/>
+        </w:tabs>
+        <w:ind w:left="1440" w:hanging="360"/>
+      </w:pPr>
+      <w:rPr>
+        <w:rFonts w:ascii="Courier New" w:hAnsi="Courier New" w:hint="default"/>
+        <w:sz w:val="20"/>
+      </w:rPr>
+    </w:lvl>
+    <w:lvl w:ilvl="2" w:tentative="1">
+      <w:start w:val="1"/>
+      <w:numFmt w:val="bullet"/>
+      <w:lvlText w:val=""/>
+      <w:lvlJc w:val="left"/>
+      <w:pPr>
+        <w:tabs>
+          <w:tab w:val="num" w:pos="2160"/>
+        </w:tabs>
+        <w:ind w:left="2160" w:hanging="360"/>
+      </w:pPr>
+      <w:rPr>
+        <w:rFonts w:ascii="Wingdings" w:hAnsi="Wingdings" w:hint="default"/>
+        <w:sz w:val="20"/>
+      </w:rPr>
+    </w:lvl>
+    <w:lvl w:ilvl="3" w:tentative="1">
+      <w:start w:val="1"/>
+      <w:numFmt w:val="bullet"/>
+      <w:lvlText w:val=""/>
+      <w:lvlJc w:val="left"/>
+      <w:pPr>
+        <w:tabs>
+          <w:tab w:val="num" w:pos="2880"/>
+        </w:tabs>
+        <w:ind w:left="2880" w:hanging="360"/>
+      </w:pPr>
+      <w:rPr>
+        <w:rFonts w:ascii="Wingdings" w:hAnsi="Wingdings" w:hint="default"/>
+        <w:sz w:val="20"/>
+      </w:rPr>
+    </w:lvl>
+    <w:lvl w:ilvl="4" w:tentative="1">
+      <w:start w:val="1"/>
+      <w:numFmt w:val="bullet"/>
+      <w:lvlText w:val=""/>
+      <w:lvlJc w:val="left"/>
+      <w:pPr>
+        <w:tabs>
+          <w:tab w:val="num" w:pos="3600"/>
+        </w:tabs>
+        <w:ind w:left="3600" w:hanging="360"/>
+      </w:pPr>
+      <w:rPr>
+        <w:rFonts w:ascii="Wingdings" w:hAnsi="Wingdings" w:hint="default"/>
+        <w:sz w:val="20"/>
+      </w:rPr>
+    </w:lvl>
+    <w:lvl w:ilvl="5" w:tentative="1">
+      <w:start w:val="1"/>
+      <w:numFmt w:val="bullet"/>
+      <w:lvlText w:val=""/>
+      <w:lvlJc w:val="left"/>
+      <w:pPr>
+        <w:tabs>
+          <w:tab w:val="num" w:pos="4320"/>
+        </w:tabs>
+        <w:ind w:left="4320" w:hanging="360"/>
+      </w:pPr>
+      <w:rPr>
+        <w:rFonts w:ascii="Wingdings" w:hAnsi="Wingdings" w:hint="default"/>
+        <w:sz w:val="20"/>
+      </w:rPr>
+    </w:lvl>
+    <w:lvl w:ilvl="6" w:tentative="1">
+      <w:start w:val="1"/>
+      <w:numFmt w:val="bullet"/>
+      <w:lvlText w:val=""/>
+      <w:lvlJc w:val="left"/>
+      <w:pPr>
+        <w:tabs>
+          <w:tab w:val="num" w:pos="5040"/>
+        </w:tabs>
+        <w:ind w:left="5040" w:hanging="360"/>
+      </w:pPr>
+      <w:rPr>
+        <w:rFonts w:ascii="Wingdings" w:hAnsi="Wingdings" w:hint="default"/>
+        <w:sz w:val="20"/>
+      </w:rPr>
+    </w:lvl>
+    <w:lvl w:ilvl="7" w:tentative="1">
+      <w:start w:val="1"/>
+      <w:numFmt w:val="bullet"/>
+      <w:lvlText w:val=""/>
+      <w:lvlJc w:val="left"/>
+      <w:pPr>
+        <w:tabs>
+          <w:tab w:val="num" w:pos="5760"/>
+        </w:tabs>
+        <w:ind w:left="5760" w:hanging="360"/>
+      </w:pPr>
+      <w:rPr>
+        <w:rFonts w:ascii="Wingdings" w:hAnsi="Wingdings" w:hint="default"/>
+        <w:sz w:val="20"/>
+      </w:rPr>
+    </w:lvl>
+    <w:lvl w:ilvl="8" w:tentative="1">
+      <w:start w:val="1"/>
+      <w:numFmt w:val="bullet"/>
+      <w:lvlText w:val=""/>
+      <w:lvlJc w:val="left"/>
+      <w:pPr>
+        <w:tabs>
+          <w:tab w:val="num" w:pos="6480"/>
+        </w:tabs>
+        <w:ind w:left="6480" w:hanging="360"/>
+      </w:pPr>
+      <w:rPr>
+        <w:rFonts w:ascii="Wingdings" w:hAnsi="Wingdings" w:hint="default"/>
+        <w:sz w:val="20"/>
+      </w:rPr>
+    </w:lvl>
+  </w:abstractNum>
+  <w:abstractNum w:abstractNumId="1" w15:restartNumberingAfterBreak="0">
+    <w:nsid w:val="5243109F"/>
+    <w:multiLevelType w:val="hybridMultilevel"/>
+    <w:tmpl w:val="5492D6D2"/>
+    <w:lvl w:ilvl="0" w:tplc="0C18603C">
+      <w:start w:val="2"/>
+      <w:numFmt w:val="bullet"/>
+      <w:lvlText w:val="-"/>
+      <w:lvlJc w:val="left"/>
+      <w:pPr>
+        <w:ind w:left="720" w:hanging="360"/>
+      </w:pPr>
+      <w:rPr>
+        <w:rFonts w:ascii="Times New Roman" w:eastAsia="Times New Roman" w:hAnsi="Times New Roman" w:cs="Times New Roman" w:hint="default"/>
+        <w:color w:val="auto"/>
+        <w:sz w:val="24"/>
+      </w:rPr>
+    </w:lvl>
+    <w:lvl w:ilvl="1" w:tplc="04090003" w:tentative="1">
+      <w:start w:val="1"/>
+      <w:numFmt w:val="bullet"/>
+      <w:lvlText w:val="o"/>
+      <w:lvlJc w:val="left"/>
+      <w:pPr>
+        <w:ind w:left="1440" w:hanging="360"/>
+      </w:pPr>
+      <w:rPr>
+        <w:rFonts w:ascii="Courier New" w:hAnsi="Courier New" w:cs="Courier New" w:hint="default"/>
+      </w:rPr>
+    </w:lvl>
+    <w:lvl w:ilvl="2" w:tplc="04090005" w:tentative="1">
+      <w:start w:val="1"/>
+      <w:numFmt w:val="bullet"/>
+      <w:lvlText w:val=""/>
+      <w:lvlJc w:val="left"/>
+      <w:pPr>
+        <w:ind w:left="2160" w:hanging="360"/>
+      </w:pPr>
+      <w:rPr>
+        <w:rFonts w:ascii="Wingdings" w:hAnsi="Wingdings" w:hint="default"/>
+      </w:rPr>
+    </w:lvl>
+    <w:lvl w:ilvl="3" w:tplc="04090001" w:tentative="1">
+      <w:start w:val="1"/>
+      <w:numFmt w:val="bullet"/>
+      <w:lvlText w:val=""/>
+      <w:lvlJc w:val="left"/>
+      <w:pPr>
+        <w:ind w:left="2880" w:hanging="360"/>
+      </w:pPr>
+      <w:rPr>
+        <w:rFonts w:ascii="Symbol" w:hAnsi="Symbol" w:hint="default"/>
+      </w:rPr>
+    </w:lvl>
+    <w:lvl w:ilvl="4" w:tplc="04090003" w:tentative="1">
+      <w:start w:val="1"/>
+      <w:numFmt w:val="bullet"/>
+      <w:lvlText w:val="o"/>
+      <w:lvlJc w:val="left"/>
+      <w:pPr>
+        <w:ind w:left="3600" w:hanging="360"/>
+      </w:pPr>
+      <w:rPr>
+        <w:rFonts w:ascii="Courier New" w:hAnsi="Courier New" w:cs="Courier New" w:hint="default"/>
+      </w:rPr>
+    </w:lvl>
+    <w:lvl w:ilvl="5" w:tplc="04090005" w:tentative="1">
+      <w:start w:val="1"/>
+      <w:numFmt w:val="bullet"/>
+      <w:lvlText w:val=""/>
+      <w:lvlJc w:val="left"/>
+      <w:pPr>
+        <w:ind w:left="4320" w:hanging="360"/>
+      </w:pPr>
+      <w:rPr>
+        <w:rFonts w:ascii="Wingdings" w:hAnsi="Wingdings" w:hint="default"/>
+      </w:rPr>
+    </w:lvl>
+    <w:lvl w:ilvl="6" w:tplc="04090001" w:tentative="1">
+      <w:start w:val="1"/>
+      <w:numFmt w:val="bullet"/>
+      <w:lvlText w:val=""/>
+      <w:lvlJc w:val="left"/>
+      <w:pPr>
+        <w:ind w:left="5040" w:hanging="360"/>
+      </w:pPr>
+      <w:rPr>
+        <w:rFonts w:ascii="Symbol" w:hAnsi="Symbol" w:hint="default"/>
+      </w:rPr>
+    </w:lvl>
+    <w:lvl w:ilvl="7" w:tplc="04090003" w:tentative="1">
+      <w:start w:val="1"/>
+      <w:numFmt w:val="bullet"/>
+      <w:lvlText w:val="o"/>
+      <w:lvlJc w:val="left"/>
+      <w:pPr>
+        <w:ind w:left="5760" w:hanging="360"/>
+      </w:pPr>
+      <w:rPr>
+        <w:rFonts w:ascii="Courier New" w:hAnsi="Courier New" w:cs="Courier New" w:hint="default"/>
+      </w:rPr>
+    </w:lvl>
+    <w:lvl w:ilvl="8" w:tplc="04090005" w:tentative="1">
+      <w:start w:val="1"/>
+      <w:numFmt w:val="bullet"/>
+      <w:lvlText w:val=""/>
+      <w:lvlJc w:val="left"/>
+      <w:pPr>
+        <w:ind w:left="6480" w:hanging="360"/>
+      </w:pPr>
+      <w:rPr>
+        <w:rFonts w:ascii="Wingdings" w:hAnsi="Wingdings" w:hint="default"/>
+      </w:rPr>
+    </w:lvl>
+  </w:abstractNum>
+  <w:abstractNum w:abstractNumId="2" w15:restartNumberingAfterBreak="0">
     <w:nsid w:val="64072D1D"/>
     <w:multiLevelType w:val="hybridMultilevel"/>
     <w:tmpl w:val="E44E18CC"/>
@@ -1310,7 +2378,433 @@
       </w:rPr>
     </w:lvl>
   </w:abstractNum>
+  <w:abstractNum w:abstractNumId="3" w15:restartNumberingAfterBreak="0">
+    <w:nsid w:val="6B00385B"/>
+    <w:multiLevelType w:val="hybridMultilevel"/>
+    <w:tmpl w:val="09405306"/>
+    <w:lvl w:ilvl="0" w:tplc="4EB6EBC8">
+      <w:start w:val="2"/>
+      <w:numFmt w:val="bullet"/>
+      <w:lvlText w:val="-"/>
+      <w:lvlJc w:val="left"/>
+      <w:pPr>
+        <w:ind w:left="720" w:hanging="360"/>
+      </w:pPr>
+      <w:rPr>
+        <w:rFonts w:ascii="Agency FB" w:eastAsia="Calibri" w:hAnsi="Agency FB" w:cs="Calibri" w:hint="default"/>
+      </w:rPr>
+    </w:lvl>
+    <w:lvl w:ilvl="1" w:tplc="04090003" w:tentative="1">
+      <w:start w:val="1"/>
+      <w:numFmt w:val="bullet"/>
+      <w:lvlText w:val="o"/>
+      <w:lvlJc w:val="left"/>
+      <w:pPr>
+        <w:ind w:left="1440" w:hanging="360"/>
+      </w:pPr>
+      <w:rPr>
+        <w:rFonts w:ascii="Courier New" w:hAnsi="Courier New" w:cs="Courier New" w:hint="default"/>
+      </w:rPr>
+    </w:lvl>
+    <w:lvl w:ilvl="2" w:tplc="04090005" w:tentative="1">
+      <w:start w:val="1"/>
+      <w:numFmt w:val="bullet"/>
+      <w:lvlText w:val=""/>
+      <w:lvlJc w:val="left"/>
+      <w:pPr>
+        <w:ind w:left="2160" w:hanging="360"/>
+      </w:pPr>
+      <w:rPr>
+        <w:rFonts w:ascii="Wingdings" w:hAnsi="Wingdings" w:hint="default"/>
+      </w:rPr>
+    </w:lvl>
+    <w:lvl w:ilvl="3" w:tplc="04090001" w:tentative="1">
+      <w:start w:val="1"/>
+      <w:numFmt w:val="bullet"/>
+      <w:lvlText w:val=""/>
+      <w:lvlJc w:val="left"/>
+      <w:pPr>
+        <w:ind w:left="2880" w:hanging="360"/>
+      </w:pPr>
+      <w:rPr>
+        <w:rFonts w:ascii="Symbol" w:hAnsi="Symbol" w:hint="default"/>
+      </w:rPr>
+    </w:lvl>
+    <w:lvl w:ilvl="4" w:tplc="04090003" w:tentative="1">
+      <w:start w:val="1"/>
+      <w:numFmt w:val="bullet"/>
+      <w:lvlText w:val="o"/>
+      <w:lvlJc w:val="left"/>
+      <w:pPr>
+        <w:ind w:left="3600" w:hanging="360"/>
+      </w:pPr>
+      <w:rPr>
+        <w:rFonts w:ascii="Courier New" w:hAnsi="Courier New" w:cs="Courier New" w:hint="default"/>
+      </w:rPr>
+    </w:lvl>
+    <w:lvl w:ilvl="5" w:tplc="04090005" w:tentative="1">
+      <w:start w:val="1"/>
+      <w:numFmt w:val="bullet"/>
+      <w:lvlText w:val=""/>
+      <w:lvlJc w:val="left"/>
+      <w:pPr>
+        <w:ind w:left="4320" w:hanging="360"/>
+      </w:pPr>
+      <w:rPr>
+        <w:rFonts w:ascii="Wingdings" w:hAnsi="Wingdings" w:hint="default"/>
+      </w:rPr>
+    </w:lvl>
+    <w:lvl w:ilvl="6" w:tplc="04090001" w:tentative="1">
+      <w:start w:val="1"/>
+      <w:numFmt w:val="bullet"/>
+      <w:lvlText w:val=""/>
+      <w:lvlJc w:val="left"/>
+      <w:pPr>
+        <w:ind w:left="5040" w:hanging="360"/>
+      </w:pPr>
+      <w:rPr>
+        <w:rFonts w:ascii="Symbol" w:hAnsi="Symbol" w:hint="default"/>
+      </w:rPr>
+    </w:lvl>
+    <w:lvl w:ilvl="7" w:tplc="04090003" w:tentative="1">
+      <w:start w:val="1"/>
+      <w:numFmt w:val="bullet"/>
+      <w:lvlText w:val="o"/>
+      <w:lvlJc w:val="left"/>
+      <w:pPr>
+        <w:ind w:left="5760" w:hanging="360"/>
+      </w:pPr>
+      <w:rPr>
+        <w:rFonts w:ascii="Courier New" w:hAnsi="Courier New" w:cs="Courier New" w:hint="default"/>
+      </w:rPr>
+    </w:lvl>
+    <w:lvl w:ilvl="8" w:tplc="04090005" w:tentative="1">
+      <w:start w:val="1"/>
+      <w:numFmt w:val="bullet"/>
+      <w:lvlText w:val=""/>
+      <w:lvlJc w:val="left"/>
+      <w:pPr>
+        <w:ind w:left="6480" w:hanging="360"/>
+      </w:pPr>
+      <w:rPr>
+        <w:rFonts w:ascii="Wingdings" w:hAnsi="Wingdings" w:hint="default"/>
+      </w:rPr>
+    </w:lvl>
+  </w:abstractNum>
+  <w:abstractNum w:abstractNumId="4" w15:restartNumberingAfterBreak="0">
+    <w:nsid w:val="72336525"/>
+    <w:multiLevelType w:val="multilevel"/>
+    <w:tmpl w:val="1CE27502"/>
+    <w:lvl w:ilvl="0">
+      <w:start w:val="1"/>
+      <w:numFmt w:val="bullet"/>
+      <w:lvlText w:val=""/>
+      <w:lvlJc w:val="left"/>
+      <w:pPr>
+        <w:tabs>
+          <w:tab w:val="num" w:pos="720"/>
+        </w:tabs>
+        <w:ind w:left="720" w:hanging="360"/>
+      </w:pPr>
+      <w:rPr>
+        <w:rFonts w:ascii="Symbol" w:hAnsi="Symbol" w:hint="default"/>
+        <w:sz w:val="20"/>
+      </w:rPr>
+    </w:lvl>
+    <w:lvl w:ilvl="1" w:tentative="1">
+      <w:start w:val="1"/>
+      <w:numFmt w:val="bullet"/>
+      <w:lvlText w:val="o"/>
+      <w:lvlJc w:val="left"/>
+      <w:pPr>
+        <w:tabs>
+          <w:tab w:val="num" w:pos="1440"/>
+        </w:tabs>
+        <w:ind w:left="1440" w:hanging="360"/>
+      </w:pPr>
+      <w:rPr>
+        <w:rFonts w:ascii="Courier New" w:hAnsi="Courier New" w:hint="default"/>
+        <w:sz w:val="20"/>
+      </w:rPr>
+    </w:lvl>
+    <w:lvl w:ilvl="2" w:tentative="1">
+      <w:start w:val="1"/>
+      <w:numFmt w:val="bullet"/>
+      <w:lvlText w:val=""/>
+      <w:lvlJc w:val="left"/>
+      <w:pPr>
+        <w:tabs>
+          <w:tab w:val="num" w:pos="2160"/>
+        </w:tabs>
+        <w:ind w:left="2160" w:hanging="360"/>
+      </w:pPr>
+      <w:rPr>
+        <w:rFonts w:ascii="Wingdings" w:hAnsi="Wingdings" w:hint="default"/>
+        <w:sz w:val="20"/>
+      </w:rPr>
+    </w:lvl>
+    <w:lvl w:ilvl="3" w:tentative="1">
+      <w:start w:val="1"/>
+      <w:numFmt w:val="bullet"/>
+      <w:lvlText w:val=""/>
+      <w:lvlJc w:val="left"/>
+      <w:pPr>
+        <w:tabs>
+          <w:tab w:val="num" w:pos="2880"/>
+        </w:tabs>
+        <w:ind w:left="2880" w:hanging="360"/>
+      </w:pPr>
+      <w:rPr>
+        <w:rFonts w:ascii="Wingdings" w:hAnsi="Wingdings" w:hint="default"/>
+        <w:sz w:val="20"/>
+      </w:rPr>
+    </w:lvl>
+    <w:lvl w:ilvl="4" w:tentative="1">
+      <w:start w:val="1"/>
+      <w:numFmt w:val="bullet"/>
+      <w:lvlText w:val=""/>
+      <w:lvlJc w:val="left"/>
+      <w:pPr>
+        <w:tabs>
+          <w:tab w:val="num" w:pos="3600"/>
+        </w:tabs>
+        <w:ind w:left="3600" w:hanging="360"/>
+      </w:pPr>
+      <w:rPr>
+        <w:rFonts w:ascii="Wingdings" w:hAnsi="Wingdings" w:hint="default"/>
+        <w:sz w:val="20"/>
+      </w:rPr>
+    </w:lvl>
+    <w:lvl w:ilvl="5" w:tentative="1">
+      <w:start w:val="1"/>
+      <w:numFmt w:val="bullet"/>
+      <w:lvlText w:val=""/>
+      <w:lvlJc w:val="left"/>
+      <w:pPr>
+        <w:tabs>
+          <w:tab w:val="num" w:pos="4320"/>
+        </w:tabs>
+        <w:ind w:left="4320" w:hanging="360"/>
+      </w:pPr>
+      <w:rPr>
+        <w:rFonts w:ascii="Wingdings" w:hAnsi="Wingdings" w:hint="default"/>
+        <w:sz w:val="20"/>
+      </w:rPr>
+    </w:lvl>
+    <w:lvl w:ilvl="6" w:tentative="1">
+      <w:start w:val="1"/>
+      <w:numFmt w:val="bullet"/>
+      <w:lvlText w:val=""/>
+      <w:lvlJc w:val="left"/>
+      <w:pPr>
+        <w:tabs>
+          <w:tab w:val="num" w:pos="5040"/>
+        </w:tabs>
+        <w:ind w:left="5040" w:hanging="360"/>
+      </w:pPr>
+      <w:rPr>
+        <w:rFonts w:ascii="Wingdings" w:hAnsi="Wingdings" w:hint="default"/>
+        <w:sz w:val="20"/>
+      </w:rPr>
+    </w:lvl>
+    <w:lvl w:ilvl="7" w:tentative="1">
+      <w:start w:val="1"/>
+      <w:numFmt w:val="bullet"/>
+      <w:lvlText w:val=""/>
+      <w:lvlJc w:val="left"/>
+      <w:pPr>
+        <w:tabs>
+          <w:tab w:val="num" w:pos="5760"/>
+        </w:tabs>
+        <w:ind w:left="5760" w:hanging="360"/>
+      </w:pPr>
+      <w:rPr>
+        <w:rFonts w:ascii="Wingdings" w:hAnsi="Wingdings" w:hint="default"/>
+        <w:sz w:val="20"/>
+      </w:rPr>
+    </w:lvl>
+    <w:lvl w:ilvl="8" w:tentative="1">
+      <w:start w:val="1"/>
+      <w:numFmt w:val="bullet"/>
+      <w:lvlText w:val=""/>
+      <w:lvlJc w:val="left"/>
+      <w:pPr>
+        <w:tabs>
+          <w:tab w:val="num" w:pos="6480"/>
+        </w:tabs>
+        <w:ind w:left="6480" w:hanging="360"/>
+      </w:pPr>
+      <w:rPr>
+        <w:rFonts w:ascii="Wingdings" w:hAnsi="Wingdings" w:hint="default"/>
+        <w:sz w:val="20"/>
+      </w:rPr>
+    </w:lvl>
+  </w:abstractNum>
+  <w:abstractNum w:abstractNumId="5" w15:restartNumberingAfterBreak="0">
+    <w:nsid w:val="76672803"/>
+    <w:multiLevelType w:val="multilevel"/>
+    <w:tmpl w:val="51302C22"/>
+    <w:lvl w:ilvl="0">
+      <w:start w:val="1"/>
+      <w:numFmt w:val="bullet"/>
+      <w:lvlText w:val=""/>
+      <w:lvlJc w:val="left"/>
+      <w:pPr>
+        <w:tabs>
+          <w:tab w:val="num" w:pos="720"/>
+        </w:tabs>
+        <w:ind w:left="720" w:hanging="360"/>
+      </w:pPr>
+      <w:rPr>
+        <w:rFonts w:ascii="Symbol" w:hAnsi="Symbol" w:hint="default"/>
+        <w:sz w:val="20"/>
+      </w:rPr>
+    </w:lvl>
+    <w:lvl w:ilvl="1" w:tentative="1">
+      <w:start w:val="1"/>
+      <w:numFmt w:val="bullet"/>
+      <w:lvlText w:val="o"/>
+      <w:lvlJc w:val="left"/>
+      <w:pPr>
+        <w:tabs>
+          <w:tab w:val="num" w:pos="1440"/>
+        </w:tabs>
+        <w:ind w:left="1440" w:hanging="360"/>
+      </w:pPr>
+      <w:rPr>
+        <w:rFonts w:ascii="Courier New" w:hAnsi="Courier New" w:hint="default"/>
+        <w:sz w:val="20"/>
+      </w:rPr>
+    </w:lvl>
+    <w:lvl w:ilvl="2" w:tentative="1">
+      <w:start w:val="1"/>
+      <w:numFmt w:val="bullet"/>
+      <w:lvlText w:val=""/>
+      <w:lvlJc w:val="left"/>
+      <w:pPr>
+        <w:tabs>
+          <w:tab w:val="num" w:pos="2160"/>
+        </w:tabs>
+        <w:ind w:left="2160" w:hanging="360"/>
+      </w:pPr>
+      <w:rPr>
+        <w:rFonts w:ascii="Wingdings" w:hAnsi="Wingdings" w:hint="default"/>
+        <w:sz w:val="20"/>
+      </w:rPr>
+    </w:lvl>
+    <w:lvl w:ilvl="3" w:tentative="1">
+      <w:start w:val="1"/>
+      <w:numFmt w:val="bullet"/>
+      <w:lvlText w:val=""/>
+      <w:lvlJc w:val="left"/>
+      <w:pPr>
+        <w:tabs>
+          <w:tab w:val="num" w:pos="2880"/>
+        </w:tabs>
+        <w:ind w:left="2880" w:hanging="360"/>
+      </w:pPr>
+      <w:rPr>
+        <w:rFonts w:ascii="Wingdings" w:hAnsi="Wingdings" w:hint="default"/>
+        <w:sz w:val="20"/>
+      </w:rPr>
+    </w:lvl>
+    <w:lvl w:ilvl="4" w:tentative="1">
+      <w:start w:val="1"/>
+      <w:numFmt w:val="bullet"/>
+      <w:lvlText w:val=""/>
+      <w:lvlJc w:val="left"/>
+      <w:pPr>
+        <w:tabs>
+          <w:tab w:val="num" w:pos="3600"/>
+        </w:tabs>
+        <w:ind w:left="3600" w:hanging="360"/>
+      </w:pPr>
+      <w:rPr>
+        <w:rFonts w:ascii="Wingdings" w:hAnsi="Wingdings" w:hint="default"/>
+        <w:sz w:val="20"/>
+      </w:rPr>
+    </w:lvl>
+    <w:lvl w:ilvl="5" w:tentative="1">
+      <w:start w:val="1"/>
+      <w:numFmt w:val="bullet"/>
+      <w:lvlText w:val=""/>
+      <w:lvlJc w:val="left"/>
+      <w:pPr>
+        <w:tabs>
+          <w:tab w:val="num" w:pos="4320"/>
+        </w:tabs>
+        <w:ind w:left="4320" w:hanging="360"/>
+      </w:pPr>
+      <w:rPr>
+        <w:rFonts w:ascii="Wingdings" w:hAnsi="Wingdings" w:hint="default"/>
+        <w:sz w:val="20"/>
+      </w:rPr>
+    </w:lvl>
+    <w:lvl w:ilvl="6" w:tentative="1">
+      <w:start w:val="1"/>
+      <w:numFmt w:val="bullet"/>
+      <w:lvlText w:val=""/>
+      <w:lvlJc w:val="left"/>
+      <w:pPr>
+        <w:tabs>
+          <w:tab w:val="num" w:pos="5040"/>
+        </w:tabs>
+        <w:ind w:left="5040" w:hanging="360"/>
+      </w:pPr>
+      <w:rPr>
+        <w:rFonts w:ascii="Wingdings" w:hAnsi="Wingdings" w:hint="default"/>
+        <w:sz w:val="20"/>
+      </w:rPr>
+    </w:lvl>
+    <w:lvl w:ilvl="7" w:tentative="1">
+      <w:start w:val="1"/>
+      <w:numFmt w:val="bullet"/>
+      <w:lvlText w:val=""/>
+      <w:lvlJc w:val="left"/>
+      <w:pPr>
+        <w:tabs>
+          <w:tab w:val="num" w:pos="5760"/>
+        </w:tabs>
+        <w:ind w:left="5760" w:hanging="360"/>
+      </w:pPr>
+      <w:rPr>
+        <w:rFonts w:ascii="Wingdings" w:hAnsi="Wingdings" w:hint="default"/>
+        <w:sz w:val="20"/>
+      </w:rPr>
+    </w:lvl>
+    <w:lvl w:ilvl="8" w:tentative="1">
+      <w:start w:val="1"/>
+      <w:numFmt w:val="bullet"/>
+      <w:lvlText w:val=""/>
+      <w:lvlJc w:val="left"/>
+      <w:pPr>
+        <w:tabs>
+          <w:tab w:val="num" w:pos="6480"/>
+        </w:tabs>
+        <w:ind w:left="6480" w:hanging="360"/>
+      </w:pPr>
+      <w:rPr>
+        <w:rFonts w:ascii="Wingdings" w:hAnsi="Wingdings" w:hint="default"/>
+        <w:sz w:val="20"/>
+      </w:rPr>
+    </w:lvl>
+  </w:abstractNum>
   <w:num w:numId="1" w16cid:durableId="143014552">
+    <w:abstractNumId w:val="2"/>
+  </w:num>
+  <w:num w:numId="2" w16cid:durableId="289669830">
+    <w:abstractNumId w:val="3"/>
+  </w:num>
+  <w:num w:numId="3" w16cid:durableId="802038705">
+    <w:abstractNumId w:val="1"/>
+  </w:num>
+  <w:num w:numId="4" w16cid:durableId="417486251">
+    <w:abstractNumId w:val="4"/>
+  </w:num>
+  <w:num w:numId="5" w16cid:durableId="811486318">
+    <w:abstractNumId w:val="5"/>
+  </w:num>
+  <w:num w:numId="6" w16cid:durableId="976102900">
     <w:abstractNumId w:val="0"/>
   </w:num>
 </w:numbering>
@@ -1749,7 +3243,6 @@
   <w:style w:type="character" w:default="1" w:styleId="DefaultParagraphFont">
     <w:name w:val="Default Paragraph Font"/>
     <w:uiPriority w:val="1"/>
-    <w:semiHidden/>
     <w:unhideWhenUsed/>
   </w:style>
   <w:style w:type="table" w:default="1" w:styleId="TableNormal">
@@ -1794,6 +3287,34 @@
       <w:ind w:left="720"/>
       <w:contextualSpacing/>
     </w:pPr>
+  </w:style>
+  <w:style w:type="character" w:styleId="Strong">
+    <w:name w:val="Strong"/>
+    <w:basedOn w:val="DefaultParagraphFont"/>
+    <w:uiPriority w:val="22"/>
+    <w:qFormat/>
+    <w:rsid w:val="00F56FE1"/>
+    <w:rPr>
+      <w:b/>
+      <w:bCs/>
+    </w:rPr>
+  </w:style>
+  <w:style w:type="paragraph" w:styleId="NormalWeb">
+    <w:name w:val="Normal (Web)"/>
+    <w:basedOn w:val="Normal"/>
+    <w:uiPriority w:val="99"/>
+    <w:unhideWhenUsed/>
+    <w:rsid w:val="00F56FE1"/>
+    <w:pPr>
+      <w:spacing w:before="100" w:beforeAutospacing="1" w:after="100" w:afterAutospacing="1" w:line="240" w:lineRule="auto"/>
+    </w:pPr>
+    <w:rPr>
+      <w:rFonts w:ascii="Times New Roman" w:eastAsia="Times New Roman" w:hAnsi="Times New Roman" w:cs="Times New Roman"/>
+      <w:color w:val="auto"/>
+      <w:kern w:val="0"/>
+      <w:sz w:val="24"/>
+      <w14:ligatures w14:val="none"/>
+    </w:rPr>
   </w:style>
 </w:styles>
 </file>
